--- a/lessons/9-3/downloads/reveal/teacher/9.3-session-1-prerequisite-practice-b.docx
+++ b/lessons/9-3/downloads/reveal/teacher/9.3-session-1-prerequisite-practice-b.docx
@@ -15,10 +15,28 @@
         <w:rPr>
           <w:rFonts w:ascii="Avenir Next" w:hAnsi="Avenir Next" w:cs="Avenir Next" w:eastAsia="Avenir Next"/>
           <w:color w:val="1A1A1A"/>
+          <w:sz w:val="22"/>
+          <w:szCs w:val="20"/>
+        </w:rPr>
+        <w:t xml:space="preserve">Name</w:t>
+      </w:r>
+      <w:r>
+        <w:rPr>
+          <w:rFonts w:ascii="Avenir Next" w:hAnsi="Avenir Next" w:cs="Avenir Next" w:eastAsia="Avenir Next"/>
+          <w:color w:val="1A1A1A"/>
           <w:sz w:val="20"/>
           <w:szCs w:val="20"/>
         </w:rPr>
-        <w:t xml:space="preserve">Name</w:t>
+        <w:tab/>
+      </w:r>
+      <w:r>
+        <w:rPr>
+          <w:rFonts w:ascii="Avenir Next" w:hAnsi="Avenir Next" w:cs="Avenir Next" w:eastAsia="Avenir Next"/>
+          <w:color w:val="1A1A1A"/>
+          <w:sz w:val="22"/>
+          <w:szCs w:val="20"/>
+        </w:rPr>
+        <w:t xml:space="preserve">   Date</w:t>
       </w:r>
       <w:r>
         <w:rPr>
@@ -33,25 +51,7 @@
         <w:rPr>
           <w:rFonts w:ascii="Avenir Next" w:hAnsi="Avenir Next" w:cs="Avenir Next" w:eastAsia="Avenir Next"/>
           <w:color w:val="1A1A1A"/>
-          <w:sz w:val="20"/>
-          <w:szCs w:val="20"/>
-        </w:rPr>
-        <w:t xml:space="preserve">   Date</w:t>
-      </w:r>
-      <w:r>
-        <w:rPr>
-          <w:rFonts w:ascii="Avenir Next" w:hAnsi="Avenir Next" w:cs="Avenir Next" w:eastAsia="Avenir Next"/>
-          <w:color w:val="1A1A1A"/>
-          <w:sz w:val="20"/>
-          <w:szCs w:val="20"/>
-        </w:rPr>
-        <w:tab/>
-      </w:r>
-      <w:r>
-        <w:rPr>
-          <w:rFonts w:ascii="Avenir Next" w:hAnsi="Avenir Next" w:cs="Avenir Next" w:eastAsia="Avenir Next"/>
-          <w:color w:val="1A1A1A"/>
-          <w:sz w:val="20"/>
+          <w:sz w:val="22"/>
           <w:szCs w:val="20"/>
         </w:rPr>
         <w:t xml:space="preserve">   Period</w:t>
@@ -78,7 +78,7 @@
           <w:caps/>
           <w:color w:val="003A70"/>
           <w:spacing w:val="12"/>
-          <w:sz w:val="19"/>
+          <w:sz w:val="22"/>
           <w:szCs w:val="19"/>
         </w:rPr>
         <w:t xml:space="preserve">Lesson 9-3  ·  Session 1  ·  Prerequisite Practice B  ·  Skill 1 of 2</w:t>
@@ -86,6 +86,7 @@
     </w:p>
     <w:p>
       <w:pPr>
+        <w:pStyle w:val="Heading1"/>
         <w:keepNext/>
         <w:spacing w:before="0" w:after="10" w:line="240" w:lineRule="auto"/>
       </w:pPr>
@@ -111,7 +112,7 @@
         <w:rPr>
           <w:rFonts w:ascii="Avenir Next" w:hAnsi="Avenir Next" w:cs="Avenir Next" w:eastAsia="Avenir Next"/>
           <w:color w:val="5A5F66"/>
-          <w:sz w:val="17"/>
+          <w:sz w:val="22"/>
           <w:szCs w:val="17"/>
         </w:rPr>
         <w:t xml:space="preserve">Builds on Lesson 3-2 Session 1 · 6.RP.A.2</w:t>
@@ -154,6 +155,7 @@
           </w:tcPr>
           <w:p>
             <w:pPr>
+              <w:pStyle w:val="Heading2"/>
               <w:spacing w:before="0" w:after="0" w:line="252" w:lineRule="auto"/>
             </w:pPr>
             <w:r>
@@ -183,7 +185,7 @@
               <w:rPr>
                 <w:rFonts w:ascii="Avenir Next" w:hAnsi="Avenir Next" w:cs="Avenir Next" w:eastAsia="Avenir Next"/>
                 <w:color w:val="1A1A1A"/>
-                <w:sz w:val="20"/>
+                <w:sz w:val="22"/>
                 <w:szCs w:val="20"/>
               </w:rPr>
               <w:t xml:space="preserve">You will write </w:t>
@@ -193,7 +195,7 @@
                 <w:rFonts w:ascii="Avenir Next" w:hAnsi="Avenir Next" w:cs="Avenir Next" w:eastAsia="Avenir Next"/>
                 <w:i/>
                 <w:color w:val="1A1A1A"/>
-                <w:sz w:val="20"/>
+                <w:sz w:val="22"/>
                 <w:szCs w:val="20"/>
               </w:rPr>
               <w:t xml:space="preserve">y</w:t>
@@ -202,7 +204,7 @@
               <w:rPr>
                 <w:rFonts w:ascii="Avenir Next" w:hAnsi="Avenir Next" w:cs="Avenir Next" w:eastAsia="Avenir Next"/>
                 <w:color w:val="1A1A1A"/>
-                <w:sz w:val="20"/>
+                <w:sz w:val="22"/>
                 <w:szCs w:val="20"/>
               </w:rPr>
               <w:t xml:space="preserve"> = 7</w:t>
@@ -212,7 +214,7 @@
                 <w:rFonts w:ascii="Avenir Next" w:hAnsi="Avenir Next" w:cs="Avenir Next" w:eastAsia="Avenir Next"/>
                 <w:i/>
                 <w:color w:val="1A1A1A"/>
-                <w:sz w:val="20"/>
+                <w:sz w:val="22"/>
                 <w:szCs w:val="20"/>
               </w:rPr>
               <w:t xml:space="preserve">x</w:t>
@@ -221,7 +223,7 @@
               <w:rPr>
                 <w:rFonts w:ascii="Avenir Next" w:hAnsi="Avenir Next" w:cs="Avenir Next" w:eastAsia="Avenir Next"/>
                 <w:color w:val="1A1A1A"/>
-                <w:sz w:val="20"/>
+                <w:sz w:val="22"/>
                 <w:szCs w:val="20"/>
               </w:rPr>
               <w:t xml:space="preserve"> from a table where 3 tickets cost $21.</w:t>
@@ -241,6 +243,7 @@
           </w:tcPr>
           <w:p>
             <w:pPr>
+              <w:pStyle w:val="Heading2"/>
               <w:spacing w:before="0" w:after="0" w:line="252" w:lineRule="auto"/>
             </w:pPr>
             <w:r>
@@ -270,7 +273,7 @@
               <w:rPr>
                 <w:rFonts w:ascii="Avenir Next" w:hAnsi="Avenir Next" w:cs="Avenir Next" w:eastAsia="Avenir Next"/>
                 <w:color w:val="1A1A1A"/>
-                <w:sz w:val="20"/>
+                <w:sz w:val="22"/>
                 <w:szCs w:val="20"/>
               </w:rPr>
               <w:t xml:space="preserve">Divide </w:t>
@@ -280,7 +283,7 @@
                 <w:rFonts w:ascii="Avenir Next" w:hAnsi="Avenir Next" w:cs="Avenir Next" w:eastAsia="Avenir Next"/>
                 <w:i/>
                 <w:color w:val="1A1A1A"/>
-                <w:sz w:val="20"/>
+                <w:sz w:val="22"/>
                 <w:szCs w:val="20"/>
               </w:rPr>
               <w:t xml:space="preserve">y</w:t>
@@ -289,7 +292,7 @@
               <w:rPr>
                 <w:rFonts w:ascii="Avenir Next" w:hAnsi="Avenir Next" w:cs="Avenir Next" w:eastAsia="Avenir Next"/>
                 <w:color w:val="1A1A1A"/>
-                <w:sz w:val="20"/>
+                <w:sz w:val="22"/>
                 <w:szCs w:val="20"/>
               </w:rPr>
               <w:t xml:space="preserve"> by </w:t>
@@ -299,7 +302,7 @@
                 <w:rFonts w:ascii="Avenir Next" w:hAnsi="Avenir Next" w:cs="Avenir Next" w:eastAsia="Avenir Next"/>
                 <w:i/>
                 <w:color w:val="1A1A1A"/>
-                <w:sz w:val="20"/>
+                <w:sz w:val="22"/>
                 <w:szCs w:val="20"/>
               </w:rPr>
               <w:t xml:space="preserve">x</w:t>
@@ -308,7 +311,7 @@
               <w:rPr>
                 <w:rFonts w:ascii="Avenir Next" w:hAnsi="Avenir Next" w:cs="Avenir Next" w:eastAsia="Avenir Next"/>
                 <w:color w:val="1A1A1A"/>
-                <w:sz w:val="20"/>
+                <w:sz w:val="22"/>
                 <w:szCs w:val="20"/>
               </w:rPr>
               <w:t xml:space="preserve"> to find the amount for one, like 21 ÷ 3 = 7.  </w:t>
@@ -318,7 +321,7 @@
                 <w:rFonts w:ascii="Avenir Next" w:hAnsi="Avenir Next" w:cs="Avenir Next" w:eastAsia="Avenir Next"/>
                 <w:b/>
                 <w:color w:val="1A1A1A"/>
-                <w:sz w:val="20"/>
+                <w:sz w:val="22"/>
                 <w:szCs w:val="20"/>
               </w:rPr>
               <w:t xml:space="preserve">You will use it in Practice Form A, problems 2, 5, and 7.</w:t>
@@ -329,6 +332,7 @@
     </w:tbl>
     <w:p>
       <w:pPr>
+        <w:pStyle w:val="Heading2"/>
         <w:keepNext/>
         <w:pBdr>
           <w:bottom w:val="single" w:sz="8" w:space="3" w:color="003A70"/>
@@ -344,7 +348,7 @@
           <w:b/>
           <w:color w:val="003A70"/>
           <w:spacing w:val="14"/>
-          <w:sz w:val="19"/>
+          <w:sz w:val="22"/>
           <w:szCs w:val="19"/>
         </w:rPr>
         <w:t xml:space="preserve">STEPS TO FOLLOW</w:t>
@@ -363,7 +367,7 @@
           <w:rFonts w:ascii="Avenir Next" w:hAnsi="Avenir Next" w:cs="Avenir Next" w:eastAsia="Avenir Next"/>
           <w:i/>
           <w:color w:val="5A5F66"/>
-          <w:sz w:val="17"/>
+          <w:sz w:val="22"/>
           <w:szCs w:val="17"/>
         </w:rPr>
         <w:t xml:space="preserve">use these same steps on every problem</w:t>
@@ -405,6 +409,7 @@
           </w:tcPr>
           <w:p>
             <w:pPr>
+              <w:pStyle w:val="Heading1"/>
               <w:spacing w:before="0" w:after="0" w:line="240" w:lineRule="auto"/>
               <w:jc w:val="center"/>
             </w:pPr>
@@ -433,7 +438,7 @@
               <w:rPr>
                 <w:rFonts w:ascii="Avenir Next" w:hAnsi="Avenir Next" w:cs="Avenir Next" w:eastAsia="Avenir Next"/>
                 <w:color w:val="1A1A1A"/>
-                <w:sz w:val="21"/>
+                <w:sz w:val="22"/>
                 <w:szCs w:val="21"/>
               </w:rPr>
               <w:t xml:space="preserve">Pick one </w:t>
@@ -443,7 +448,7 @@
                 <w:rFonts w:ascii="Avenir Next" w:hAnsi="Avenir Next" w:cs="Avenir Next" w:eastAsia="Avenir Next"/>
                 <w:b/>
                 <w:color w:val="1A1A1A"/>
-                <w:sz w:val="21"/>
+                <w:sz w:val="22"/>
                 <w:szCs w:val="21"/>
               </w:rPr>
               <w:t xml:space="preserve">column</w:t>
@@ -452,7 +457,7 @@
               <w:rPr>
                 <w:rFonts w:ascii="Avenir Next" w:hAnsi="Avenir Next" w:cs="Avenir Next" w:eastAsia="Avenir Next"/>
                 <w:color w:val="1A1A1A"/>
-                <w:sz w:val="21"/>
+                <w:sz w:val="22"/>
                 <w:szCs w:val="21"/>
               </w:rPr>
               <w:t xml:space="preserve"> of the table.</w:t>
@@ -471,6 +476,7 @@
           </w:tcPr>
           <w:p>
             <w:pPr>
+              <w:pStyle w:val="Heading1"/>
               <w:spacing w:before="0" w:after="0" w:line="240" w:lineRule="auto"/>
               <w:jc w:val="center"/>
             </w:pPr>
@@ -500,7 +506,7 @@
                 <w:rFonts w:ascii="Avenir Next" w:hAnsi="Avenir Next" w:cs="Avenir Next" w:eastAsia="Avenir Next"/>
                 <w:b/>
                 <w:color w:val="1A1A1A"/>
-                <w:sz w:val="21"/>
+                <w:sz w:val="22"/>
                 <w:szCs w:val="21"/>
               </w:rPr>
               <w:t xml:space="preserve">Divide</w:t>
@@ -509,7 +515,7 @@
               <w:rPr>
                 <w:rFonts w:ascii="Avenir Next" w:hAnsi="Avenir Next" w:cs="Avenir Next" w:eastAsia="Avenir Next"/>
                 <w:color w:val="1A1A1A"/>
-                <w:sz w:val="21"/>
+                <w:sz w:val="22"/>
                 <w:szCs w:val="21"/>
               </w:rPr>
               <w:t xml:space="preserve">: </w:t>
@@ -519,7 +525,7 @@
                 <w:rFonts w:ascii="Avenir Next" w:hAnsi="Avenir Next" w:cs="Avenir Next" w:eastAsia="Avenir Next"/>
                 <w:i/>
                 <w:color w:val="1A1A1A"/>
-                <w:sz w:val="21"/>
+                <w:sz w:val="22"/>
                 <w:szCs w:val="21"/>
               </w:rPr>
               <w:t xml:space="preserve">y</w:t>
@@ -528,7 +534,7 @@
               <w:rPr>
                 <w:rFonts w:ascii="Avenir Next" w:hAnsi="Avenir Next" w:cs="Avenir Next" w:eastAsia="Avenir Next"/>
                 <w:color w:val="1A1A1A"/>
-                <w:sz w:val="21"/>
+                <w:sz w:val="22"/>
                 <w:szCs w:val="21"/>
               </w:rPr>
               <w:t xml:space="preserve"> ÷ </w:t>
@@ -538,7 +544,7 @@
                 <w:rFonts w:ascii="Avenir Next" w:hAnsi="Avenir Next" w:cs="Avenir Next" w:eastAsia="Avenir Next"/>
                 <w:i/>
                 <w:color w:val="1A1A1A"/>
-                <w:sz w:val="21"/>
+                <w:sz w:val="22"/>
                 <w:szCs w:val="21"/>
               </w:rPr>
               <w:t xml:space="preserve">x</w:t>
@@ -547,7 +553,7 @@
               <w:rPr>
                 <w:rFonts w:ascii="Avenir Next" w:hAnsi="Avenir Next" w:cs="Avenir Next" w:eastAsia="Avenir Next"/>
                 <w:color w:val="1A1A1A"/>
-                <w:sz w:val="21"/>
+                <w:sz w:val="22"/>
                 <w:szCs w:val="21"/>
               </w:rPr>
               <w:t xml:space="preserve">.</w:t>
@@ -566,6 +572,7 @@
           </w:tcPr>
           <w:p>
             <w:pPr>
+              <w:pStyle w:val="Heading1"/>
               <w:spacing w:before="0" w:after="0" w:line="240" w:lineRule="auto"/>
               <w:jc w:val="center"/>
             </w:pPr>
@@ -594,7 +601,7 @@
               <w:rPr>
                 <w:rFonts w:ascii="Avenir Next" w:hAnsi="Avenir Next" w:cs="Avenir Next" w:eastAsia="Avenir Next"/>
                 <w:color w:val="1A1A1A"/>
-                <w:sz w:val="21"/>
+                <w:sz w:val="22"/>
                 <w:szCs w:val="21"/>
               </w:rPr>
               <w:t xml:space="preserve">That is the </w:t>
@@ -604,7 +611,7 @@
                 <w:rFonts w:ascii="Avenir Next" w:hAnsi="Avenir Next" w:cs="Avenir Next" w:eastAsia="Avenir Next"/>
                 <w:b/>
                 <w:color w:val="1A1A1A"/>
-                <w:sz w:val="21"/>
+                <w:sz w:val="22"/>
                 <w:szCs w:val="21"/>
               </w:rPr>
               <w:t xml:space="preserve">unit rate</w:t>
@@ -613,7 +620,7 @@
               <w:rPr>
                 <w:rFonts w:ascii="Avenir Next" w:hAnsi="Avenir Next" w:cs="Avenir Next" w:eastAsia="Avenir Next"/>
                 <w:color w:val="1A1A1A"/>
-                <w:sz w:val="21"/>
+                <w:sz w:val="22"/>
                 <w:szCs w:val="21"/>
               </w:rPr>
               <w:t xml:space="preserve">, the number in front of </w:t>
@@ -623,7 +630,7 @@
                 <w:rFonts w:ascii="Avenir Next" w:hAnsi="Avenir Next" w:cs="Avenir Next" w:eastAsia="Avenir Next"/>
                 <w:i/>
                 <w:color w:val="1A1A1A"/>
-                <w:sz w:val="21"/>
+                <w:sz w:val="22"/>
                 <w:szCs w:val="21"/>
               </w:rPr>
               <w:t xml:space="preserve">x</w:t>
@@ -632,7 +639,7 @@
               <w:rPr>
                 <w:rFonts w:ascii="Avenir Next" w:hAnsi="Avenir Next" w:cs="Avenir Next" w:eastAsia="Avenir Next"/>
                 <w:color w:val="1A1A1A"/>
-                <w:sz w:val="21"/>
+                <w:sz w:val="22"/>
                 <w:szCs w:val="21"/>
               </w:rPr>
               <w:t xml:space="preserve">.</w:t>
@@ -643,6 +650,7 @@
     </w:tbl>
     <w:p>
       <w:pPr>
+        <w:pStyle w:val="Heading2"/>
         <w:keepNext/>
         <w:pBdr>
           <w:bottom w:val="single" w:sz="8" w:space="3" w:color="003A70"/>
@@ -658,7 +666,7 @@
           <w:b/>
           <w:color w:val="003A70"/>
           <w:spacing w:val="14"/>
-          <w:sz w:val="19"/>
+          <w:sz w:val="22"/>
           <w:szCs w:val="19"/>
         </w:rPr>
         <w:t xml:space="preserve">WATCH ME</w:t>
@@ -677,7 +685,7 @@
           <w:rFonts w:ascii="Avenir Next" w:hAnsi="Avenir Next" w:cs="Avenir Next" w:eastAsia="Avenir Next"/>
           <w:i/>
           <w:color w:val="5A5F66"/>
-          <w:sz w:val="17"/>
+          <w:sz w:val="22"/>
           <w:szCs w:val="17"/>
         </w:rPr>
         <w:t xml:space="preserve">the steps in action</w:t>
@@ -692,7 +700,7 @@
           <w:rFonts w:ascii="Avenir Next" w:hAnsi="Avenir Next" w:cs="Avenir Next" w:eastAsia="Avenir Next"/>
           <w:b/>
           <w:color w:val="1A1A1A"/>
-          <w:sz w:val="21"/>
+          <w:sz w:val="22"/>
           <w:szCs w:val="21"/>
         </w:rPr>
         <w:t xml:space="preserve">A table has </w:t>
@@ -703,7 +711,7 @@
           <w:b/>
           <w:i/>
           <w:color w:val="1A1A1A"/>
-          <w:sz w:val="21"/>
+          <w:sz w:val="22"/>
           <w:szCs w:val="21"/>
         </w:rPr>
         <w:t xml:space="preserve">x</w:t>
@@ -713,7 +721,7 @@
           <w:rFonts w:ascii="Avenir Next" w:hAnsi="Avenir Next" w:cs="Avenir Next" w:eastAsia="Avenir Next"/>
           <w:b/>
           <w:color w:val="1A1A1A"/>
-          <w:sz w:val="21"/>
+          <w:sz w:val="22"/>
           <w:szCs w:val="21"/>
         </w:rPr>
         <w:t xml:space="preserve"> = 4 and </w:t>
@@ -724,7 +732,7 @@
           <w:b/>
           <w:i/>
           <w:color w:val="1A1A1A"/>
-          <w:sz w:val="21"/>
+          <w:sz w:val="22"/>
           <w:szCs w:val="21"/>
         </w:rPr>
         <w:t xml:space="preserve">y</w:t>
@@ -734,7 +742,7 @@
           <w:rFonts w:ascii="Avenir Next" w:hAnsi="Avenir Next" w:cs="Avenir Next" w:eastAsia="Avenir Next"/>
           <w:b/>
           <w:color w:val="1A1A1A"/>
-          <w:sz w:val="21"/>
+          <w:sz w:val="22"/>
           <w:szCs w:val="21"/>
         </w:rPr>
         <w:t xml:space="preserve"> = 32. Find the unit rate.</w:t>
@@ -753,25 +761,25 @@
           <w:rFonts w:ascii="Avenir Next" w:hAnsi="Avenir Next" w:cs="Avenir Next" w:eastAsia="Avenir Next"/>
           <w:b/>
           <w:color w:val="003A70"/>
+          <w:sz w:val="22"/>
+          <w:szCs w:val="19"/>
+        </w:rPr>
+        <w:t xml:space="preserve">Step 1</w:t>
+      </w:r>
+      <w:r>
+        <w:rPr>
+          <w:rFonts w:ascii="Avenir Next" w:hAnsi="Avenir Next" w:cs="Avenir Next" w:eastAsia="Avenir Next"/>
+          <w:color w:val="1A1A1A"/>
           <w:sz w:val="19"/>
           <w:szCs w:val="19"/>
         </w:rPr>
-        <w:t xml:space="preserve">Step 1</w:t>
-      </w:r>
-      <w:r>
-        <w:rPr>
-          <w:rFonts w:ascii="Avenir Next" w:hAnsi="Avenir Next" w:cs="Avenir Next" w:eastAsia="Avenir Next"/>
-          <w:color w:val="1A1A1A"/>
-          <w:sz w:val="19"/>
-          <w:szCs w:val="19"/>
-        </w:rPr>
         <w:tab/>
       </w:r>
       <w:r>
         <w:rPr>
           <w:rFonts w:ascii="Avenir Next" w:hAnsi="Avenir Next" w:cs="Avenir Next" w:eastAsia="Avenir Next"/>
           <w:color w:val="1A1A1A"/>
-          <w:sz w:val="21"/>
+          <w:sz w:val="22"/>
           <w:szCs w:val="21"/>
         </w:rPr>
         <w:t xml:space="preserve">Column: </w:t>
@@ -781,7 +789,7 @@
           <w:rFonts w:ascii="Avenir Next" w:hAnsi="Avenir Next" w:cs="Avenir Next" w:eastAsia="Avenir Next"/>
           <w:i/>
           <w:color w:val="1A1A1A"/>
-          <w:sz w:val="21"/>
+          <w:sz w:val="22"/>
           <w:szCs w:val="21"/>
         </w:rPr>
         <w:t xml:space="preserve">x</w:t>
@@ -790,7 +798,7 @@
         <w:rPr>
           <w:rFonts w:ascii="Avenir Next" w:hAnsi="Avenir Next" w:cs="Avenir Next" w:eastAsia="Avenir Next"/>
           <w:color w:val="1A1A1A"/>
-          <w:sz w:val="21"/>
+          <w:sz w:val="22"/>
           <w:szCs w:val="21"/>
         </w:rPr>
         <w:t xml:space="preserve"> = 4, </w:t>
@@ -800,7 +808,7 @@
           <w:rFonts w:ascii="Avenir Next" w:hAnsi="Avenir Next" w:cs="Avenir Next" w:eastAsia="Avenir Next"/>
           <w:i/>
           <w:color w:val="1A1A1A"/>
-          <w:sz w:val="21"/>
+          <w:sz w:val="22"/>
           <w:szCs w:val="21"/>
         </w:rPr>
         <w:t xml:space="preserve">y</w:t>
@@ -809,7 +817,7 @@
         <w:rPr>
           <w:rFonts w:ascii="Avenir Next" w:hAnsi="Avenir Next" w:cs="Avenir Next" w:eastAsia="Avenir Next"/>
           <w:color w:val="1A1A1A"/>
-          <w:sz w:val="21"/>
+          <w:sz w:val="22"/>
           <w:szCs w:val="21"/>
         </w:rPr>
         <w:t xml:space="preserve"> = 32.</w:t>
@@ -828,25 +836,25 @@
           <w:rFonts w:ascii="Avenir Next" w:hAnsi="Avenir Next" w:cs="Avenir Next" w:eastAsia="Avenir Next"/>
           <w:b/>
           <w:color w:val="003A70"/>
+          <w:sz w:val="22"/>
+          <w:szCs w:val="19"/>
+        </w:rPr>
+        <w:t xml:space="preserve">Step 2</w:t>
+      </w:r>
+      <w:r>
+        <w:rPr>
+          <w:rFonts w:ascii="Avenir Next" w:hAnsi="Avenir Next" w:cs="Avenir Next" w:eastAsia="Avenir Next"/>
+          <w:color w:val="1A1A1A"/>
           <w:sz w:val="19"/>
           <w:szCs w:val="19"/>
         </w:rPr>
-        <w:t xml:space="preserve">Step 2</w:t>
-      </w:r>
-      <w:r>
-        <w:rPr>
-          <w:rFonts w:ascii="Avenir Next" w:hAnsi="Avenir Next" w:cs="Avenir Next" w:eastAsia="Avenir Next"/>
-          <w:color w:val="1A1A1A"/>
-          <w:sz w:val="19"/>
-          <w:szCs w:val="19"/>
-        </w:rPr>
         <w:tab/>
       </w:r>
       <w:r>
         <w:rPr>
           <w:rFonts w:ascii="Avenir Next" w:hAnsi="Avenir Next" w:cs="Avenir Next" w:eastAsia="Avenir Next"/>
           <w:color w:val="1A1A1A"/>
-          <w:sz w:val="21"/>
+          <w:sz w:val="22"/>
           <w:szCs w:val="21"/>
         </w:rPr>
         <w:t xml:space="preserve">32 ÷ 4 = 8</w:t>
@@ -865,25 +873,25 @@
           <w:rFonts w:ascii="Avenir Next" w:hAnsi="Avenir Next" w:cs="Avenir Next" w:eastAsia="Avenir Next"/>
           <w:b/>
           <w:color w:val="003A70"/>
+          <w:sz w:val="22"/>
+          <w:szCs w:val="19"/>
+        </w:rPr>
+        <w:t xml:space="preserve">Step 3</w:t>
+      </w:r>
+      <w:r>
+        <w:rPr>
+          <w:rFonts w:ascii="Avenir Next" w:hAnsi="Avenir Next" w:cs="Avenir Next" w:eastAsia="Avenir Next"/>
+          <w:color w:val="1A1A1A"/>
           <w:sz w:val="19"/>
           <w:szCs w:val="19"/>
         </w:rPr>
-        <w:t xml:space="preserve">Step 3</w:t>
-      </w:r>
-      <w:r>
-        <w:rPr>
-          <w:rFonts w:ascii="Avenir Next" w:hAnsi="Avenir Next" w:cs="Avenir Next" w:eastAsia="Avenir Next"/>
-          <w:color w:val="1A1A1A"/>
-          <w:sz w:val="19"/>
-          <w:szCs w:val="19"/>
-        </w:rPr>
         <w:tab/>
       </w:r>
       <w:r>
         <w:rPr>
           <w:rFonts w:ascii="Avenir Next" w:hAnsi="Avenir Next" w:cs="Avenir Next" w:eastAsia="Avenir Next"/>
           <w:color w:val="1A1A1A"/>
-          <w:sz w:val="21"/>
+          <w:sz w:val="22"/>
           <w:szCs w:val="21"/>
         </w:rPr>
         <w:t xml:space="preserve">Unit rate: 8. The rule is </w:t>
@@ -893,7 +901,7 @@
           <w:rFonts w:ascii="Avenir Next" w:hAnsi="Avenir Next" w:cs="Avenir Next" w:eastAsia="Avenir Next"/>
           <w:i/>
           <w:color w:val="1A1A1A"/>
-          <w:sz w:val="21"/>
+          <w:sz w:val="22"/>
           <w:szCs w:val="21"/>
         </w:rPr>
         <w:t xml:space="preserve">y</w:t>
@@ -902,7 +910,7 @@
         <w:rPr>
           <w:rFonts w:ascii="Avenir Next" w:hAnsi="Avenir Next" w:cs="Avenir Next" w:eastAsia="Avenir Next"/>
           <w:color w:val="1A1A1A"/>
-          <w:sz w:val="21"/>
+          <w:sz w:val="22"/>
           <w:szCs w:val="21"/>
         </w:rPr>
         <w:t xml:space="preserve"> = 8</w:t>
@@ -912,7 +920,7 @@
           <w:rFonts w:ascii="Avenir Next" w:hAnsi="Avenir Next" w:cs="Avenir Next" w:eastAsia="Avenir Next"/>
           <w:i/>
           <w:color w:val="1A1A1A"/>
-          <w:sz w:val="21"/>
+          <w:sz w:val="22"/>
           <w:szCs w:val="21"/>
         </w:rPr>
         <w:t xml:space="preserve">x</w:t>
@@ -921,7 +929,7 @@
         <w:rPr>
           <w:rFonts w:ascii="Avenir Next" w:hAnsi="Avenir Next" w:cs="Avenir Next" w:eastAsia="Avenir Next"/>
           <w:color w:val="1A1A1A"/>
-          <w:sz w:val="21"/>
+          <w:sz w:val="22"/>
           <w:szCs w:val="21"/>
         </w:rPr>
         <w:t xml:space="preserve">.</w:t>
@@ -940,18 +948,18 @@
           <w:rFonts w:ascii="Avenir Next" w:hAnsi="Avenir Next" w:cs="Avenir Next" w:eastAsia="Avenir Next"/>
           <w:b/>
           <w:color w:val="1A1A1A"/>
+          <w:sz w:val="22"/>
+          <w:szCs w:val="21"/>
+        </w:rPr>
+        <w:t xml:space="preserve">Answer</w:t>
+      </w:r>
+      <w:r>
+        <w:rPr>
+          <w:rFonts w:ascii="Avenir Next" w:hAnsi="Avenir Next" w:cs="Avenir Next" w:eastAsia="Avenir Next"/>
+          <w:color w:val="1A1A1A"/>
           <w:sz w:val="21"/>
           <w:szCs w:val="21"/>
         </w:rPr>
-        <w:t xml:space="preserve">Answer</w:t>
-      </w:r>
-      <w:r>
-        <w:rPr>
-          <w:rFonts w:ascii="Avenir Next" w:hAnsi="Avenir Next" w:cs="Avenir Next" w:eastAsia="Avenir Next"/>
-          <w:color w:val="1A1A1A"/>
-          <w:sz w:val="21"/>
-          <w:szCs w:val="21"/>
-        </w:rPr>
         <w:tab/>
       </w:r>
       <w:r>
@@ -959,7 +967,7 @@
           <w:rFonts w:ascii="Avenir Next" w:hAnsi="Avenir Next" w:cs="Avenir Next" w:eastAsia="Avenir Next"/>
           <w:b/>
           <w:color w:val="1A1A1A"/>
-          <w:sz w:val="21"/>
+          <w:sz w:val="22"/>
           <w:szCs w:val="21"/>
         </w:rPr>
         <w:t xml:space="preserve">8</w:t>
@@ -967,6 +975,7 @@
     </w:p>
     <w:p>
       <w:pPr>
+        <w:pStyle w:val="Heading2"/>
         <w:keepNext/>
         <w:pBdr>
           <w:bottom w:val="single" w:sz="8" w:space="3" w:color="003A70"/>
@@ -982,7 +991,7 @@
           <w:b/>
           <w:color w:val="003A70"/>
           <w:spacing w:val="14"/>
-          <w:sz w:val="19"/>
+          <w:sz w:val="22"/>
           <w:szCs w:val="19"/>
         </w:rPr>
         <w:t xml:space="preserve">TRY IT WITH HELP</w:t>
@@ -1001,7 +1010,7 @@
           <w:rFonts w:ascii="Avenir Next" w:hAnsi="Avenir Next" w:cs="Avenir Next" w:eastAsia="Avenir Next"/>
           <w:i/>
           <w:color w:val="5A5F66"/>
-          <w:sz w:val="17"/>
+          <w:sz w:val="22"/>
           <w:szCs w:val="17"/>
         </w:rPr>
         <w:t xml:space="preserve">fill in each step</w:t>
@@ -1097,73 +1106,73 @@
           <w:rFonts w:ascii="Avenir Next" w:hAnsi="Avenir Next" w:cs="Avenir Next" w:eastAsia="Avenir Next"/>
           <w:b/>
           <w:color w:val="003A70"/>
+          <w:sz w:val="22"/>
+          <w:szCs w:val="18"/>
+        </w:rPr>
+        <w:t xml:space="preserve">Step 1</w:t>
+      </w:r>
+      <w:r>
+        <w:rPr>
+          <w:rFonts w:ascii="Avenir Next" w:hAnsi="Avenir Next" w:cs="Avenir Next" w:eastAsia="Avenir Next"/>
+          <w:color w:val="1A1A1A"/>
           <w:sz w:val="18"/>
           <w:szCs w:val="18"/>
         </w:rPr>
-        <w:t xml:space="preserve">Step 1</w:t>
-      </w:r>
-      <w:r>
-        <w:rPr>
-          <w:rFonts w:ascii="Avenir Next" w:hAnsi="Avenir Next" w:cs="Avenir Next" w:eastAsia="Avenir Next"/>
-          <w:color w:val="1A1A1A"/>
-          <w:sz w:val="18"/>
-          <w:szCs w:val="18"/>
-        </w:rPr>
         <w:tab/>
       </w:r>
       <w:r>
         <w:rPr>
           <w:rFonts w:ascii="Avenir Next" w:hAnsi="Avenir Next" w:cs="Avenir Next" w:eastAsia="Avenir Next"/>
           <w:color w:val="1A1A1A"/>
+          <w:sz w:val="22"/>
+          <w:szCs w:val="21"/>
+        </w:rPr>
+        <w:t xml:space="preserve">Column: </w:t>
+      </w:r>
+      <w:r>
+        <w:rPr>
+          <w:rFonts w:ascii="Avenir Next" w:hAnsi="Avenir Next" w:cs="Avenir Next" w:eastAsia="Avenir Next"/>
+          <w:i/>
+          <w:color w:val="1A1A1A"/>
+          <w:sz w:val="22"/>
+          <w:szCs w:val="21"/>
+        </w:rPr>
+        <w:t xml:space="preserve">x</w:t>
+      </w:r>
+      <w:r>
+        <w:rPr>
+          <w:rFonts w:ascii="Avenir Next" w:hAnsi="Avenir Next" w:cs="Avenir Next" w:eastAsia="Avenir Next"/>
+          <w:color w:val="1A1A1A"/>
+          <w:sz w:val="22"/>
+          <w:szCs w:val="21"/>
+        </w:rPr>
+        <w:t xml:space="preserve"> = 3, </w:t>
+      </w:r>
+      <w:r>
+        <w:rPr>
+          <w:rFonts w:ascii="Avenir Next" w:hAnsi="Avenir Next" w:cs="Avenir Next" w:eastAsia="Avenir Next"/>
+          <w:i/>
+          <w:color w:val="1A1A1A"/>
+          <w:sz w:val="22"/>
+          <w:szCs w:val="21"/>
+        </w:rPr>
+        <w:t xml:space="preserve">y</w:t>
+      </w:r>
+      <w:r>
+        <w:rPr>
+          <w:rFonts w:ascii="Avenir Next" w:hAnsi="Avenir Next" w:cs="Avenir Next" w:eastAsia="Avenir Next"/>
+          <w:color w:val="1A1A1A"/>
+          <w:sz w:val="22"/>
+          <w:szCs w:val="21"/>
+        </w:rPr>
+        <w:t xml:space="preserve"> = </w:t>
+      </w:r>
+      <w:r>
+        <w:rPr>
+          <w:rFonts w:ascii="Avenir Next" w:hAnsi="Avenir Next" w:cs="Avenir Next" w:eastAsia="Avenir Next"/>
+          <w:color w:val="1A1A1A"/>
           <w:sz w:val="21"/>
           <w:szCs w:val="21"/>
-        </w:rPr>
-        <w:t xml:space="preserve">Column: </w:t>
-      </w:r>
-      <w:r>
-        <w:rPr>
-          <w:rFonts w:ascii="Avenir Next" w:hAnsi="Avenir Next" w:cs="Avenir Next" w:eastAsia="Avenir Next"/>
-          <w:i/>
-          <w:color w:val="1A1A1A"/>
-          <w:sz w:val="21"/>
-          <w:szCs w:val="21"/>
-        </w:rPr>
-        <w:t xml:space="preserve">x</w:t>
-      </w:r>
-      <w:r>
-        <w:rPr>
-          <w:rFonts w:ascii="Avenir Next" w:hAnsi="Avenir Next" w:cs="Avenir Next" w:eastAsia="Avenir Next"/>
-          <w:color w:val="1A1A1A"/>
-          <w:sz w:val="21"/>
-          <w:szCs w:val="21"/>
-        </w:rPr>
-        <w:t xml:space="preserve"> = 3, </w:t>
-      </w:r>
-      <w:r>
-        <w:rPr>
-          <w:rFonts w:ascii="Avenir Next" w:hAnsi="Avenir Next" w:cs="Avenir Next" w:eastAsia="Avenir Next"/>
-          <w:i/>
-          <w:color w:val="1A1A1A"/>
-          <w:sz w:val="21"/>
-          <w:szCs w:val="21"/>
-        </w:rPr>
-        <w:t xml:space="preserve">y</w:t>
-      </w:r>
-      <w:r>
-        <w:rPr>
-          <w:rFonts w:ascii="Avenir Next" w:hAnsi="Avenir Next" w:cs="Avenir Next" w:eastAsia="Avenir Next"/>
-          <w:color w:val="1A1A1A"/>
-          <w:sz w:val="21"/>
-          <w:szCs w:val="21"/>
-        </w:rPr>
-        <w:t xml:space="preserve"> = </w:t>
-      </w:r>
-      <w:r>
-        <w:rPr>
-          <w:rFonts w:ascii="Avenir Next" w:hAnsi="Avenir Next" w:cs="Avenir Next" w:eastAsia="Avenir Next"/>
-          <w:color w:val="1A1A1A"/>
-          <w:sz w:val="21"/>
-          <w:szCs w:val="21"/>
           <w:u w:val="single"/>
         </w:rPr>
         <w:t xml:space="preserve">                </w:t>
@@ -1172,7 +1181,7 @@
         <w:rPr>
           <w:rFonts w:ascii="Avenir Next" w:hAnsi="Avenir Next" w:cs="Avenir Next" w:eastAsia="Avenir Next"/>
           <w:color w:val="1A1A1A"/>
-          <w:sz w:val="21"/>
+          <w:sz w:val="22"/>
           <w:szCs w:val="21"/>
         </w:rPr>
         <w:t xml:space="preserve">.</w:t>
@@ -1192,25 +1201,25 @@
           <w:rFonts w:ascii="Avenir Next" w:hAnsi="Avenir Next" w:cs="Avenir Next" w:eastAsia="Avenir Next"/>
           <w:b/>
           <w:color w:val="003A70"/>
+          <w:sz w:val="22"/>
+          <w:szCs w:val="18"/>
+        </w:rPr>
+        <w:t xml:space="preserve">Step 2</w:t>
+      </w:r>
+      <w:r>
+        <w:rPr>
+          <w:rFonts w:ascii="Avenir Next" w:hAnsi="Avenir Next" w:cs="Avenir Next" w:eastAsia="Avenir Next"/>
+          <w:color w:val="1A1A1A"/>
           <w:sz w:val="18"/>
           <w:szCs w:val="18"/>
         </w:rPr>
-        <w:t xml:space="preserve">Step 2</w:t>
-      </w:r>
-      <w:r>
-        <w:rPr>
-          <w:rFonts w:ascii="Avenir Next" w:hAnsi="Avenir Next" w:cs="Avenir Next" w:eastAsia="Avenir Next"/>
-          <w:color w:val="1A1A1A"/>
-          <w:sz w:val="18"/>
-          <w:szCs w:val="18"/>
-        </w:rPr>
         <w:tab/>
       </w:r>
       <w:r>
         <w:rPr>
           <w:rFonts w:ascii="Avenir Next" w:hAnsi="Avenir Next" w:cs="Avenir Next" w:eastAsia="Avenir Next"/>
           <w:color w:val="1A1A1A"/>
-          <w:sz w:val="21"/>
+          <w:sz w:val="22"/>
           <w:szCs w:val="21"/>
         </w:rPr>
         <w:t xml:space="preserve">27 ÷ 3 = </w:t>
@@ -1240,64 +1249,64 @@
           <w:rFonts w:ascii="Avenir Next" w:hAnsi="Avenir Next" w:cs="Avenir Next" w:eastAsia="Avenir Next"/>
           <w:b/>
           <w:color w:val="003A70"/>
+          <w:sz w:val="22"/>
+          <w:szCs w:val="18"/>
+        </w:rPr>
+        <w:t xml:space="preserve">Step 3</w:t>
+      </w:r>
+      <w:r>
+        <w:rPr>
+          <w:rFonts w:ascii="Avenir Next" w:hAnsi="Avenir Next" w:cs="Avenir Next" w:eastAsia="Avenir Next"/>
+          <w:color w:val="1A1A1A"/>
           <w:sz w:val="18"/>
           <w:szCs w:val="18"/>
         </w:rPr>
-        <w:t xml:space="preserve">Step 3</w:t>
-      </w:r>
-      <w:r>
-        <w:rPr>
-          <w:rFonts w:ascii="Avenir Next" w:hAnsi="Avenir Next" w:cs="Avenir Next" w:eastAsia="Avenir Next"/>
-          <w:color w:val="1A1A1A"/>
-          <w:sz w:val="18"/>
-          <w:szCs w:val="18"/>
-        </w:rPr>
         <w:tab/>
       </w:r>
       <w:r>
         <w:rPr>
           <w:rFonts w:ascii="Avenir Next" w:hAnsi="Avenir Next" w:cs="Avenir Next" w:eastAsia="Avenir Next"/>
           <w:color w:val="1A1A1A"/>
+          <w:sz w:val="22"/>
+          <w:szCs w:val="21"/>
+        </w:rPr>
+        <w:t xml:space="preserve">The rule is </w:t>
+      </w:r>
+      <w:r>
+        <w:rPr>
+          <w:rFonts w:ascii="Avenir Next" w:hAnsi="Avenir Next" w:cs="Avenir Next" w:eastAsia="Avenir Next"/>
+          <w:i/>
+          <w:color w:val="1A1A1A"/>
+          <w:sz w:val="22"/>
+          <w:szCs w:val="21"/>
+        </w:rPr>
+        <w:t xml:space="preserve">y</w:t>
+      </w:r>
+      <w:r>
+        <w:rPr>
+          <w:rFonts w:ascii="Avenir Next" w:hAnsi="Avenir Next" w:cs="Avenir Next" w:eastAsia="Avenir Next"/>
+          <w:color w:val="1A1A1A"/>
+          <w:sz w:val="22"/>
+          <w:szCs w:val="21"/>
+        </w:rPr>
+        <w:t xml:space="preserve"> = </w:t>
+      </w:r>
+      <w:r>
+        <w:rPr>
+          <w:rFonts w:ascii="Avenir Next" w:hAnsi="Avenir Next" w:cs="Avenir Next" w:eastAsia="Avenir Next"/>
+          <w:color w:val="1A1A1A"/>
           <w:sz w:val="21"/>
           <w:szCs w:val="21"/>
-        </w:rPr>
-        <w:t xml:space="preserve">The rule is </w:t>
+          <w:u w:val="single"/>
+        </w:rPr>
+        <w:t xml:space="preserve">                </w:t>
       </w:r>
       <w:r>
         <w:rPr>
           <w:rFonts w:ascii="Avenir Next" w:hAnsi="Avenir Next" w:cs="Avenir Next" w:eastAsia="Avenir Next"/>
           <w:i/>
           <w:color w:val="1A1A1A"/>
-          <w:sz w:val="21"/>
-          <w:szCs w:val="21"/>
-        </w:rPr>
-        <w:t xml:space="preserve">y</w:t>
-      </w:r>
-      <w:r>
-        <w:rPr>
-          <w:rFonts w:ascii="Avenir Next" w:hAnsi="Avenir Next" w:cs="Avenir Next" w:eastAsia="Avenir Next"/>
-          <w:color w:val="1A1A1A"/>
-          <w:sz w:val="21"/>
-          <w:szCs w:val="21"/>
-        </w:rPr>
-        <w:t xml:space="preserve"> = </w:t>
-      </w:r>
-      <w:r>
-        <w:rPr>
-          <w:rFonts w:ascii="Avenir Next" w:hAnsi="Avenir Next" w:cs="Avenir Next" w:eastAsia="Avenir Next"/>
-          <w:color w:val="1A1A1A"/>
-          <w:sz w:val="21"/>
-          <w:szCs w:val="21"/>
-          <w:u w:val="single"/>
-        </w:rPr>
-        <w:t xml:space="preserve">                </w:t>
-      </w:r>
-      <w:r>
-        <w:rPr>
-          <w:rFonts w:ascii="Avenir Next" w:hAnsi="Avenir Next" w:cs="Avenir Next" w:eastAsia="Avenir Next"/>
-          <w:i/>
-          <w:color w:val="1A1A1A"/>
-          <w:sz w:val="21"/>
+          <w:sz w:val="22"/>
           <w:szCs w:val="21"/>
         </w:rPr>
         <w:t xml:space="preserve">x</w:t>
@@ -1306,7 +1315,7 @@
         <w:rPr>
           <w:rFonts w:ascii="Avenir Next" w:hAnsi="Avenir Next" w:cs="Avenir Next" w:eastAsia="Avenir Next"/>
           <w:color w:val="1A1A1A"/>
-          <w:sz w:val="21"/>
+          <w:sz w:val="22"/>
           <w:szCs w:val="21"/>
         </w:rPr>
         <w:t xml:space="preserve">.</w:t>
@@ -1407,73 +1416,73 @@
           <w:rFonts w:ascii="Avenir Next" w:hAnsi="Avenir Next" w:cs="Avenir Next" w:eastAsia="Avenir Next"/>
           <w:b/>
           <w:color w:val="003A70"/>
+          <w:sz w:val="22"/>
+          <w:szCs w:val="18"/>
+        </w:rPr>
+        <w:t xml:space="preserve">Step 1</w:t>
+      </w:r>
+      <w:r>
+        <w:rPr>
+          <w:rFonts w:ascii="Avenir Next" w:hAnsi="Avenir Next" w:cs="Avenir Next" w:eastAsia="Avenir Next"/>
+          <w:color w:val="1A1A1A"/>
           <w:sz w:val="18"/>
           <w:szCs w:val="18"/>
         </w:rPr>
-        <w:t xml:space="preserve">Step 1</w:t>
-      </w:r>
-      <w:r>
-        <w:rPr>
-          <w:rFonts w:ascii="Avenir Next" w:hAnsi="Avenir Next" w:cs="Avenir Next" w:eastAsia="Avenir Next"/>
-          <w:color w:val="1A1A1A"/>
-          <w:sz w:val="18"/>
-          <w:szCs w:val="18"/>
-        </w:rPr>
         <w:tab/>
       </w:r>
       <w:r>
         <w:rPr>
           <w:rFonts w:ascii="Avenir Next" w:hAnsi="Avenir Next" w:cs="Avenir Next" w:eastAsia="Avenir Next"/>
           <w:color w:val="1A1A1A"/>
+          <w:sz w:val="22"/>
+          <w:szCs w:val="21"/>
+        </w:rPr>
+        <w:t xml:space="preserve">Column: </w:t>
+      </w:r>
+      <w:r>
+        <w:rPr>
+          <w:rFonts w:ascii="Avenir Next" w:hAnsi="Avenir Next" w:cs="Avenir Next" w:eastAsia="Avenir Next"/>
+          <w:i/>
+          <w:color w:val="1A1A1A"/>
+          <w:sz w:val="22"/>
+          <w:szCs w:val="21"/>
+        </w:rPr>
+        <w:t xml:space="preserve">x</w:t>
+      </w:r>
+      <w:r>
+        <w:rPr>
+          <w:rFonts w:ascii="Avenir Next" w:hAnsi="Avenir Next" w:cs="Avenir Next" w:eastAsia="Avenir Next"/>
+          <w:color w:val="1A1A1A"/>
+          <w:sz w:val="22"/>
+          <w:szCs w:val="21"/>
+        </w:rPr>
+        <w:t xml:space="preserve"> = </w:t>
+      </w:r>
+      <w:r>
+        <w:rPr>
+          <w:rFonts w:ascii="Avenir Next" w:hAnsi="Avenir Next" w:cs="Avenir Next" w:eastAsia="Avenir Next"/>
+          <w:color w:val="1A1A1A"/>
           <w:sz w:val="21"/>
           <w:szCs w:val="21"/>
-        </w:rPr>
-        <w:t xml:space="preserve">Column: </w:t>
+          <w:u w:val="single"/>
+        </w:rPr>
+        <w:t xml:space="preserve">                </w:t>
+      </w:r>
+      <w:r>
+        <w:rPr>
+          <w:rFonts w:ascii="Avenir Next" w:hAnsi="Avenir Next" w:cs="Avenir Next" w:eastAsia="Avenir Next"/>
+          <w:color w:val="1A1A1A"/>
+          <w:sz w:val="22"/>
+          <w:szCs w:val="21"/>
+        </w:rPr>
+        <w:t xml:space="preserve">, </w:t>
       </w:r>
       <w:r>
         <w:rPr>
           <w:rFonts w:ascii="Avenir Next" w:hAnsi="Avenir Next" w:cs="Avenir Next" w:eastAsia="Avenir Next"/>
           <w:i/>
           <w:color w:val="1A1A1A"/>
-          <w:sz w:val="21"/>
-          <w:szCs w:val="21"/>
-        </w:rPr>
-        <w:t xml:space="preserve">x</w:t>
-      </w:r>
-      <w:r>
-        <w:rPr>
-          <w:rFonts w:ascii="Avenir Next" w:hAnsi="Avenir Next" w:cs="Avenir Next" w:eastAsia="Avenir Next"/>
-          <w:color w:val="1A1A1A"/>
-          <w:sz w:val="21"/>
-          <w:szCs w:val="21"/>
-        </w:rPr>
-        <w:t xml:space="preserve"> = </w:t>
-      </w:r>
-      <w:r>
-        <w:rPr>
-          <w:rFonts w:ascii="Avenir Next" w:hAnsi="Avenir Next" w:cs="Avenir Next" w:eastAsia="Avenir Next"/>
-          <w:color w:val="1A1A1A"/>
-          <w:sz w:val="21"/>
-          <w:szCs w:val="21"/>
-          <w:u w:val="single"/>
-        </w:rPr>
-        <w:t xml:space="preserve">                </w:t>
-      </w:r>
-      <w:r>
-        <w:rPr>
-          <w:rFonts w:ascii="Avenir Next" w:hAnsi="Avenir Next" w:cs="Avenir Next" w:eastAsia="Avenir Next"/>
-          <w:color w:val="1A1A1A"/>
-          <w:sz w:val="21"/>
-          <w:szCs w:val="21"/>
-        </w:rPr>
-        <w:t xml:space="preserve">, </w:t>
-      </w:r>
-      <w:r>
-        <w:rPr>
-          <w:rFonts w:ascii="Avenir Next" w:hAnsi="Avenir Next" w:cs="Avenir Next" w:eastAsia="Avenir Next"/>
-          <w:i/>
-          <w:color w:val="1A1A1A"/>
-          <w:sz w:val="21"/>
+          <w:sz w:val="22"/>
           <w:szCs w:val="21"/>
         </w:rPr>
         <w:t xml:space="preserve">y</w:t>
@@ -1482,7 +1491,7 @@
         <w:rPr>
           <w:rFonts w:ascii="Avenir Next" w:hAnsi="Avenir Next" w:cs="Avenir Next" w:eastAsia="Avenir Next"/>
           <w:color w:val="1A1A1A"/>
-          <w:sz w:val="21"/>
+          <w:sz w:val="22"/>
           <w:szCs w:val="21"/>
         </w:rPr>
         <w:t xml:space="preserve"> = 60.</w:t>
@@ -1502,25 +1511,25 @@
           <w:rFonts w:ascii="Avenir Next" w:hAnsi="Avenir Next" w:cs="Avenir Next" w:eastAsia="Avenir Next"/>
           <w:b/>
           <w:color w:val="003A70"/>
+          <w:sz w:val="22"/>
+          <w:szCs w:val="18"/>
+        </w:rPr>
+        <w:t xml:space="preserve">Step 2</w:t>
+      </w:r>
+      <w:r>
+        <w:rPr>
+          <w:rFonts w:ascii="Avenir Next" w:hAnsi="Avenir Next" w:cs="Avenir Next" w:eastAsia="Avenir Next"/>
+          <w:color w:val="1A1A1A"/>
           <w:sz w:val="18"/>
           <w:szCs w:val="18"/>
         </w:rPr>
-        <w:t xml:space="preserve">Step 2</w:t>
-      </w:r>
-      <w:r>
-        <w:rPr>
-          <w:rFonts w:ascii="Avenir Next" w:hAnsi="Avenir Next" w:cs="Avenir Next" w:eastAsia="Avenir Next"/>
-          <w:color w:val="1A1A1A"/>
-          <w:sz w:val="18"/>
-          <w:szCs w:val="18"/>
-        </w:rPr>
         <w:tab/>
       </w:r>
       <w:r>
         <w:rPr>
           <w:rFonts w:ascii="Avenir Next" w:hAnsi="Avenir Next" w:cs="Avenir Next" w:eastAsia="Avenir Next"/>
           <w:color w:val="1A1A1A"/>
-          <w:sz w:val="21"/>
+          <w:sz w:val="22"/>
           <w:szCs w:val="21"/>
         </w:rPr>
         <w:t xml:space="preserve">60 ÷ 5 = </w:t>
@@ -1550,64 +1559,64 @@
           <w:rFonts w:ascii="Avenir Next" w:hAnsi="Avenir Next" w:cs="Avenir Next" w:eastAsia="Avenir Next"/>
           <w:b/>
           <w:color w:val="003A70"/>
+          <w:sz w:val="22"/>
+          <w:szCs w:val="18"/>
+        </w:rPr>
+        <w:t xml:space="preserve">Step 3</w:t>
+      </w:r>
+      <w:r>
+        <w:rPr>
+          <w:rFonts w:ascii="Avenir Next" w:hAnsi="Avenir Next" w:cs="Avenir Next" w:eastAsia="Avenir Next"/>
+          <w:color w:val="1A1A1A"/>
           <w:sz w:val="18"/>
           <w:szCs w:val="18"/>
         </w:rPr>
-        <w:t xml:space="preserve">Step 3</w:t>
-      </w:r>
-      <w:r>
-        <w:rPr>
-          <w:rFonts w:ascii="Avenir Next" w:hAnsi="Avenir Next" w:cs="Avenir Next" w:eastAsia="Avenir Next"/>
-          <w:color w:val="1A1A1A"/>
-          <w:sz w:val="18"/>
-          <w:szCs w:val="18"/>
-        </w:rPr>
         <w:tab/>
       </w:r>
       <w:r>
         <w:rPr>
           <w:rFonts w:ascii="Avenir Next" w:hAnsi="Avenir Next" w:cs="Avenir Next" w:eastAsia="Avenir Next"/>
           <w:color w:val="1A1A1A"/>
+          <w:sz w:val="22"/>
+          <w:szCs w:val="21"/>
+        </w:rPr>
+        <w:t xml:space="preserve">The rule is </w:t>
+      </w:r>
+      <w:r>
+        <w:rPr>
+          <w:rFonts w:ascii="Avenir Next" w:hAnsi="Avenir Next" w:cs="Avenir Next" w:eastAsia="Avenir Next"/>
+          <w:i/>
+          <w:color w:val="1A1A1A"/>
+          <w:sz w:val="22"/>
+          <w:szCs w:val="21"/>
+        </w:rPr>
+        <w:t xml:space="preserve">y</w:t>
+      </w:r>
+      <w:r>
+        <w:rPr>
+          <w:rFonts w:ascii="Avenir Next" w:hAnsi="Avenir Next" w:cs="Avenir Next" w:eastAsia="Avenir Next"/>
+          <w:color w:val="1A1A1A"/>
+          <w:sz w:val="22"/>
+          <w:szCs w:val="21"/>
+        </w:rPr>
+        <w:t xml:space="preserve"> = </w:t>
+      </w:r>
+      <w:r>
+        <w:rPr>
+          <w:rFonts w:ascii="Avenir Next" w:hAnsi="Avenir Next" w:cs="Avenir Next" w:eastAsia="Avenir Next"/>
+          <w:color w:val="1A1A1A"/>
           <w:sz w:val="21"/>
           <w:szCs w:val="21"/>
-        </w:rPr>
-        <w:t xml:space="preserve">The rule is </w:t>
+          <w:u w:val="single"/>
+        </w:rPr>
+        <w:t xml:space="preserve">                </w:t>
       </w:r>
       <w:r>
         <w:rPr>
           <w:rFonts w:ascii="Avenir Next" w:hAnsi="Avenir Next" w:cs="Avenir Next" w:eastAsia="Avenir Next"/>
           <w:i/>
           <w:color w:val="1A1A1A"/>
-          <w:sz w:val="21"/>
-          <w:szCs w:val="21"/>
-        </w:rPr>
-        <w:t xml:space="preserve">y</w:t>
-      </w:r>
-      <w:r>
-        <w:rPr>
-          <w:rFonts w:ascii="Avenir Next" w:hAnsi="Avenir Next" w:cs="Avenir Next" w:eastAsia="Avenir Next"/>
-          <w:color w:val="1A1A1A"/>
-          <w:sz w:val="21"/>
-          <w:szCs w:val="21"/>
-        </w:rPr>
-        <w:t xml:space="preserve"> = </w:t>
-      </w:r>
-      <w:r>
-        <w:rPr>
-          <w:rFonts w:ascii="Avenir Next" w:hAnsi="Avenir Next" w:cs="Avenir Next" w:eastAsia="Avenir Next"/>
-          <w:color w:val="1A1A1A"/>
-          <w:sz w:val="21"/>
-          <w:szCs w:val="21"/>
-          <w:u w:val="single"/>
-        </w:rPr>
-        <w:t xml:space="preserve">                </w:t>
-      </w:r>
-      <w:r>
-        <w:rPr>
-          <w:rFonts w:ascii="Avenir Next" w:hAnsi="Avenir Next" w:cs="Avenir Next" w:eastAsia="Avenir Next"/>
-          <w:i/>
-          <w:color w:val="1A1A1A"/>
-          <w:sz w:val="21"/>
+          <w:sz w:val="22"/>
           <w:szCs w:val="21"/>
         </w:rPr>
         <w:t xml:space="preserve">x</w:t>
@@ -1616,7 +1625,7 @@
         <w:rPr>
           <w:rFonts w:ascii="Avenir Next" w:hAnsi="Avenir Next" w:cs="Avenir Next" w:eastAsia="Avenir Next"/>
           <w:color w:val="1A1A1A"/>
-          <w:sz w:val="21"/>
+          <w:sz w:val="22"/>
           <w:szCs w:val="21"/>
         </w:rPr>
         <w:t xml:space="preserve">.</w:t>
@@ -1629,6 +1638,7 @@
     </w:p>
     <w:p>
       <w:pPr>
+        <w:pStyle w:val="Heading2"/>
         <w:keepNext/>
         <w:pBdr>
           <w:bottom w:val="single" w:sz="8" w:space="3" w:color="003A70"/>
@@ -1644,7 +1654,7 @@
           <w:b/>
           <w:color w:val="003A70"/>
           <w:spacing w:val="14"/>
-          <w:sz w:val="19"/>
+          <w:sz w:val="22"/>
           <w:szCs w:val="19"/>
         </w:rPr>
         <w:t xml:space="preserve">YOUR TURN</w:t>
@@ -1663,7 +1673,7 @@
           <w:rFonts w:ascii="Avenir Next" w:hAnsi="Avenir Next" w:cs="Avenir Next" w:eastAsia="Avenir Next"/>
           <w:i/>
           <w:color w:val="5A5F66"/>
-          <w:sz w:val="17"/>
+          <w:sz w:val="22"/>
           <w:szCs w:val="17"/>
         </w:rPr>
         <w:t xml:space="preserve">use the steps on your own</w:t>
@@ -1901,7 +1911,7 @@
                       <w:szCs w:val="22"/>
                       <w:u w:val="single"/>
                     </w:rPr>
-                    <w:t xml:space="preserve">      </w:t>
+                    <w:t xml:space="preserve">          </w:t>
                   </w:r>
                 </w:p>
               </w:tc>
@@ -1992,7 +2002,7 @@
                       <w:szCs w:val="22"/>
                       <w:u w:val="single"/>
                     </w:rPr>
-                    <w:t xml:space="preserve">      </w:t>
+                    <w:t xml:space="preserve">          </w:t>
                   </w:r>
                 </w:p>
               </w:tc>
@@ -2089,7 +2099,7 @@
                       <w:szCs w:val="22"/>
                       <w:u w:val="single"/>
                     </w:rPr>
-                    <w:t xml:space="preserve">      </w:t>
+                    <w:t xml:space="preserve">          </w:t>
                   </w:r>
                 </w:p>
               </w:tc>
@@ -2180,7 +2190,7 @@
                       <w:szCs w:val="22"/>
                       <w:u w:val="single"/>
                     </w:rPr>
-                    <w:t xml:space="preserve">      </w:t>
+                    <w:t xml:space="preserve">          </w:t>
                   </w:r>
                 </w:p>
               </w:tc>
@@ -2277,7 +2287,7 @@
                       <w:szCs w:val="22"/>
                       <w:u w:val="single"/>
                     </w:rPr>
-                    <w:t xml:space="preserve">      </w:t>
+                    <w:t xml:space="preserve">          </w:t>
                   </w:r>
                 </w:p>
               </w:tc>
@@ -2368,7 +2378,7 @@
                       <w:szCs w:val="22"/>
                       <w:u w:val="single"/>
                     </w:rPr>
-                    <w:t xml:space="preserve">      </w:t>
+                    <w:t xml:space="preserve">          </w:t>
                   </w:r>
                 </w:p>
               </w:tc>
@@ -2400,7 +2410,7 @@
           <w:caps/>
           <w:color w:val="003A70"/>
           <w:spacing w:val="12"/>
-          <w:sz w:val="19"/>
+          <w:sz w:val="22"/>
           <w:szCs w:val="19"/>
         </w:rPr>
         <w:t xml:space="preserve">Lesson 9-3  ·  Session 1  ·  Prerequisite Practice B  ·  Skill 2 of 2</w:t>
@@ -2408,6 +2418,7 @@
     </w:p>
     <w:p>
       <w:pPr>
+        <w:pStyle w:val="Heading1"/>
         <w:keepNext/>
         <w:spacing w:before="0" w:after="10" w:line="240" w:lineRule="auto"/>
       </w:pPr>
@@ -2433,7 +2444,7 @@
         <w:rPr>
           <w:rFonts w:ascii="Avenir Next" w:hAnsi="Avenir Next" w:cs="Avenir Next" w:eastAsia="Avenir Next"/>
           <w:color w:val="5A5F66"/>
-          <w:sz w:val="17"/>
+          <w:sz w:val="22"/>
           <w:szCs w:val="17"/>
         </w:rPr>
         <w:t xml:space="preserve">Builds on Lesson 8-1 Session 1 · 6.EE.B.5</w:t>
@@ -2476,6 +2487,7 @@
           </w:tcPr>
           <w:p>
             <w:pPr>
+              <w:pStyle w:val="Heading2"/>
               <w:spacing w:before="0" w:after="0" w:line="252" w:lineRule="auto"/>
             </w:pPr>
             <w:r>
@@ -2505,7 +2517,7 @@
               <w:rPr>
                 <w:rFonts w:ascii="Avenir Next" w:hAnsi="Avenir Next" w:cs="Avenir Next" w:eastAsia="Avenir Next"/>
                 <w:color w:val="1A1A1A"/>
-                <w:sz w:val="20"/>
+                <w:sz w:val="22"/>
                 <w:szCs w:val="20"/>
               </w:rPr>
               <w:t xml:space="preserve">You will show that </w:t>
@@ -2515,7 +2527,7 @@
                 <w:rFonts w:ascii="Avenir Next" w:hAnsi="Avenir Next" w:cs="Avenir Next" w:eastAsia="Avenir Next"/>
                 <w:i/>
                 <w:color w:val="1A1A1A"/>
-                <w:sz w:val="20"/>
+                <w:sz w:val="22"/>
                 <w:szCs w:val="20"/>
               </w:rPr>
               <w:t xml:space="preserve">y</w:t>
@@ -2524,7 +2536,7 @@
               <w:rPr>
                 <w:rFonts w:ascii="Avenir Next" w:hAnsi="Avenir Next" w:cs="Avenir Next" w:eastAsia="Avenir Next"/>
                 <w:color w:val="1A1A1A"/>
-                <w:sz w:val="20"/>
+                <w:sz w:val="22"/>
                 <w:szCs w:val="20"/>
               </w:rPr>
               <w:t xml:space="preserve"> = </w:t>
@@ -2534,7 +2546,7 @@
                 <w:rFonts w:ascii="Avenir Next" w:hAnsi="Avenir Next" w:cs="Avenir Next" w:eastAsia="Avenir Next"/>
                 <w:i/>
                 <w:color w:val="1A1A1A"/>
-                <w:sz w:val="20"/>
+                <w:sz w:val="22"/>
                 <w:szCs w:val="20"/>
               </w:rPr>
               <w:t xml:space="preserve">x</w:t>
@@ -2543,7 +2555,7 @@
               <w:rPr>
                 <w:rFonts w:ascii="Avenir Next" w:hAnsi="Avenir Next" w:cs="Avenir Next" w:eastAsia="Avenir Next"/>
                 <w:color w:val="1A1A1A"/>
-                <w:sz w:val="20"/>
+                <w:sz w:val="22"/>
                 <w:szCs w:val="20"/>
               </w:rPr>
               <w:t xml:space="preserve"> + 24 does not fit the row </w:t>
@@ -2553,7 +2565,7 @@
                 <w:rFonts w:ascii="Avenir Next" w:hAnsi="Avenir Next" w:cs="Avenir Next" w:eastAsia="Avenir Next"/>
                 <w:i/>
                 <w:color w:val="1A1A1A"/>
-                <w:sz w:val="20"/>
+                <w:sz w:val="22"/>
                 <w:szCs w:val="20"/>
               </w:rPr>
               <w:t xml:space="preserve">x</w:t>
@@ -2562,7 +2574,7 @@
               <w:rPr>
                 <w:rFonts w:ascii="Avenir Next" w:hAnsi="Avenir Next" w:cs="Avenir Next" w:eastAsia="Avenir Next"/>
                 <w:color w:val="1A1A1A"/>
-                <w:sz w:val="20"/>
+                <w:sz w:val="22"/>
                 <w:szCs w:val="20"/>
               </w:rPr>
               <w:t xml:space="preserve"> = 5, </w:t>
@@ -2572,7 +2584,7 @@
                 <w:rFonts w:ascii="Avenir Next" w:hAnsi="Avenir Next" w:cs="Avenir Next" w:eastAsia="Avenir Next"/>
                 <w:i/>
                 <w:color w:val="1A1A1A"/>
-                <w:sz w:val="20"/>
+                <w:sz w:val="22"/>
                 <w:szCs w:val="20"/>
               </w:rPr>
               <w:t xml:space="preserve">y</w:t>
@@ -2581,7 +2593,7 @@
               <w:rPr>
                 <w:rFonts w:ascii="Avenir Next" w:hAnsi="Avenir Next" w:cs="Avenir Next" w:eastAsia="Avenir Next"/>
                 <w:color w:val="1A1A1A"/>
-                <w:sz w:val="20"/>
+                <w:sz w:val="22"/>
                 <w:szCs w:val="20"/>
               </w:rPr>
               <w:t xml:space="preserve"> = 45.</w:t>
@@ -2601,6 +2613,7 @@
           </w:tcPr>
           <w:p>
             <w:pPr>
+              <w:pStyle w:val="Heading2"/>
               <w:spacing w:before="0" w:after="0" w:line="252" w:lineRule="auto"/>
             </w:pPr>
             <w:r>
@@ -2630,7 +2643,7 @@
               <w:rPr>
                 <w:rFonts w:ascii="Avenir Next" w:hAnsi="Avenir Next" w:cs="Avenir Next" w:eastAsia="Avenir Next"/>
                 <w:color w:val="1A1A1A"/>
-                <w:sz w:val="20"/>
+                <w:sz w:val="22"/>
                 <w:szCs w:val="20"/>
               </w:rPr>
               <w:t xml:space="preserve">Put numbers into an equation and check if both sides match.  </w:t>
@@ -2640,7 +2653,7 @@
                 <w:rFonts w:ascii="Avenir Next" w:hAnsi="Avenir Next" w:cs="Avenir Next" w:eastAsia="Avenir Next"/>
                 <w:b/>
                 <w:color w:val="1A1A1A"/>
-                <w:sz w:val="20"/>
+                <w:sz w:val="22"/>
                 <w:szCs w:val="20"/>
               </w:rPr>
               <w:t xml:space="preserve">You will use it in Practice Form A, problem 6.</w:t>
@@ -2651,6 +2664,7 @@
     </w:tbl>
     <w:p>
       <w:pPr>
+        <w:pStyle w:val="Heading2"/>
         <w:keepNext/>
         <w:pBdr>
           <w:bottom w:val="single" w:sz="8" w:space="3" w:color="003A70"/>
@@ -2666,7 +2680,7 @@
           <w:b/>
           <w:color w:val="003A70"/>
           <w:spacing w:val="14"/>
-          <w:sz w:val="19"/>
+          <w:sz w:val="22"/>
           <w:szCs w:val="19"/>
         </w:rPr>
         <w:t xml:space="preserve">STEPS TO FOLLOW</w:t>
@@ -2685,7 +2699,7 @@
           <w:rFonts w:ascii="Avenir Next" w:hAnsi="Avenir Next" w:cs="Avenir Next" w:eastAsia="Avenir Next"/>
           <w:i/>
           <w:color w:val="5A5F66"/>
-          <w:sz w:val="17"/>
+          <w:sz w:val="22"/>
           <w:szCs w:val="17"/>
         </w:rPr>
         <w:t xml:space="preserve">use these same steps on every problem</w:t>
@@ -2727,6 +2741,7 @@
           </w:tcPr>
           <w:p>
             <w:pPr>
+              <w:pStyle w:val="Heading1"/>
               <w:spacing w:before="0" w:after="0" w:line="240" w:lineRule="auto"/>
               <w:jc w:val="center"/>
             </w:pPr>
@@ -2756,7 +2771,7 @@
                 <w:rFonts w:ascii="Avenir Next" w:hAnsi="Avenir Next" w:cs="Avenir Next" w:eastAsia="Avenir Next"/>
                 <w:b/>
                 <w:color w:val="1A1A1A"/>
-                <w:sz w:val="21"/>
+                <w:sz w:val="22"/>
                 <w:szCs w:val="21"/>
               </w:rPr>
               <w:t xml:space="preserve">Replace</w:t>
@@ -2765,7 +2780,7 @@
               <w:rPr>
                 <w:rFonts w:ascii="Avenir Next" w:hAnsi="Avenir Next" w:cs="Avenir Next" w:eastAsia="Avenir Next"/>
                 <w:color w:val="1A1A1A"/>
-                <w:sz w:val="21"/>
+                <w:sz w:val="22"/>
                 <w:szCs w:val="21"/>
               </w:rPr>
               <w:t xml:space="preserve"> the letter with the value.</w:t>
@@ -2784,6 +2799,7 @@
           </w:tcPr>
           <w:p>
             <w:pPr>
+              <w:pStyle w:val="Heading1"/>
               <w:spacing w:before="0" w:after="0" w:line="240" w:lineRule="auto"/>
               <w:jc w:val="center"/>
             </w:pPr>
@@ -2813,7 +2829,7 @@
                 <w:rFonts w:ascii="Avenir Next" w:hAnsi="Avenir Next" w:cs="Avenir Next" w:eastAsia="Avenir Next"/>
                 <w:b/>
                 <w:color w:val="1A1A1A"/>
-                <w:sz w:val="21"/>
+                <w:sz w:val="22"/>
                 <w:szCs w:val="21"/>
               </w:rPr>
               <w:t xml:space="preserve">Compute</w:t>
@@ -2822,7 +2838,7 @@
               <w:rPr>
                 <w:rFonts w:ascii="Avenir Next" w:hAnsi="Avenir Next" w:cs="Avenir Next" w:eastAsia="Avenir Next"/>
                 <w:color w:val="1A1A1A"/>
-                <w:sz w:val="21"/>
+                <w:sz w:val="22"/>
                 <w:szCs w:val="21"/>
               </w:rPr>
               <w:t xml:space="preserve"> that side.</w:t>
@@ -2841,6 +2857,7 @@
           </w:tcPr>
           <w:p>
             <w:pPr>
+              <w:pStyle w:val="Heading1"/>
               <w:spacing w:before="0" w:after="0" w:line="240" w:lineRule="auto"/>
               <w:jc w:val="center"/>
             </w:pPr>
@@ -2870,7 +2887,7 @@
                 <w:rFonts w:ascii="Avenir Next" w:hAnsi="Avenir Next" w:cs="Avenir Next" w:eastAsia="Avenir Next"/>
                 <w:b/>
                 <w:color w:val="1A1A1A"/>
-                <w:sz w:val="21"/>
+                <w:sz w:val="22"/>
                 <w:szCs w:val="21"/>
               </w:rPr>
               <w:t xml:space="preserve">Compare</w:t>
@@ -2879,7 +2896,7 @@
               <w:rPr>
                 <w:rFonts w:ascii="Avenir Next" w:hAnsi="Avenir Next" w:cs="Avenir Next" w:eastAsia="Avenir Next"/>
                 <w:color w:val="1A1A1A"/>
-                <w:sz w:val="21"/>
+                <w:sz w:val="22"/>
                 <w:szCs w:val="21"/>
               </w:rPr>
               <w:t xml:space="preserve"> both sides. The same number means yes, a solution.</w:t>
@@ -2890,6 +2907,7 @@
     </w:tbl>
     <w:p>
       <w:pPr>
+        <w:pStyle w:val="Heading2"/>
         <w:keepNext/>
         <w:pBdr>
           <w:bottom w:val="single" w:sz="8" w:space="3" w:color="003A70"/>
@@ -2905,7 +2923,7 @@
           <w:b/>
           <w:color w:val="003A70"/>
           <w:spacing w:val="14"/>
-          <w:sz w:val="19"/>
+          <w:sz w:val="22"/>
           <w:szCs w:val="19"/>
         </w:rPr>
         <w:t xml:space="preserve">WATCH ME</w:t>
@@ -2924,7 +2942,7 @@
           <w:rFonts w:ascii="Avenir Next" w:hAnsi="Avenir Next" w:cs="Avenir Next" w:eastAsia="Avenir Next"/>
           <w:i/>
           <w:color w:val="5A5F66"/>
-          <w:sz w:val="17"/>
+          <w:sz w:val="22"/>
           <w:szCs w:val="17"/>
         </w:rPr>
         <w:t xml:space="preserve">the steps in action</w:t>
@@ -2939,7 +2957,7 @@
           <w:rFonts w:ascii="Avenir Next" w:hAnsi="Avenir Next" w:cs="Avenir Next" w:eastAsia="Avenir Next"/>
           <w:b/>
           <w:color w:val="1A1A1A"/>
-          <w:sz w:val="21"/>
+          <w:sz w:val="22"/>
           <w:szCs w:val="21"/>
         </w:rPr>
         <w:t xml:space="preserve">Is (2, 12) a solution of </w:t>
@@ -2950,7 +2968,7 @@
           <w:b/>
           <w:i/>
           <w:color w:val="1A1A1A"/>
-          <w:sz w:val="21"/>
+          <w:sz w:val="22"/>
           <w:szCs w:val="21"/>
         </w:rPr>
         <w:t xml:space="preserve">y</w:t>
@@ -2960,7 +2978,7 @@
           <w:rFonts w:ascii="Avenir Next" w:hAnsi="Avenir Next" w:cs="Avenir Next" w:eastAsia="Avenir Next"/>
           <w:b/>
           <w:color w:val="1A1A1A"/>
-          <w:sz w:val="21"/>
+          <w:sz w:val="22"/>
           <w:szCs w:val="21"/>
         </w:rPr>
         <w:t xml:space="preserve"> = 6</w:t>
@@ -2971,7 +2989,7 @@
           <w:b/>
           <w:i/>
           <w:color w:val="1A1A1A"/>
-          <w:sz w:val="21"/>
+          <w:sz w:val="22"/>
           <w:szCs w:val="21"/>
         </w:rPr>
         <w:t xml:space="preserve">x</w:t>
@@ -2981,7 +2999,7 @@
           <w:rFonts w:ascii="Avenir Next" w:hAnsi="Avenir Next" w:cs="Avenir Next" w:eastAsia="Avenir Next"/>
           <w:b/>
           <w:color w:val="1A1A1A"/>
-          <w:sz w:val="21"/>
+          <w:sz w:val="22"/>
           <w:szCs w:val="21"/>
         </w:rPr>
         <w:t xml:space="preserve">?</w:t>
@@ -3000,25 +3018,25 @@
           <w:rFonts w:ascii="Avenir Next" w:hAnsi="Avenir Next" w:cs="Avenir Next" w:eastAsia="Avenir Next"/>
           <w:b/>
           <w:color w:val="003A70"/>
+          <w:sz w:val="22"/>
+          <w:szCs w:val="19"/>
+        </w:rPr>
+        <w:t xml:space="preserve">Step 1</w:t>
+      </w:r>
+      <w:r>
+        <w:rPr>
+          <w:rFonts w:ascii="Avenir Next" w:hAnsi="Avenir Next" w:cs="Avenir Next" w:eastAsia="Avenir Next"/>
+          <w:color w:val="1A1A1A"/>
           <w:sz w:val="19"/>
           <w:szCs w:val="19"/>
         </w:rPr>
-        <w:t xml:space="preserve">Step 1</w:t>
-      </w:r>
-      <w:r>
-        <w:rPr>
-          <w:rFonts w:ascii="Avenir Next" w:hAnsi="Avenir Next" w:cs="Avenir Next" w:eastAsia="Avenir Next"/>
-          <w:color w:val="1A1A1A"/>
-          <w:sz w:val="19"/>
-          <w:szCs w:val="19"/>
-        </w:rPr>
         <w:tab/>
       </w:r>
       <w:r>
         <w:rPr>
           <w:rFonts w:ascii="Avenir Next" w:hAnsi="Avenir Next" w:cs="Avenir Next" w:eastAsia="Avenir Next"/>
           <w:color w:val="1A1A1A"/>
-          <w:sz w:val="21"/>
+          <w:sz w:val="22"/>
           <w:szCs w:val="21"/>
         </w:rPr>
         <w:t xml:space="preserve">Replace </w:t>
@@ -3028,7 +3046,7 @@
           <w:rFonts w:ascii="Avenir Next" w:hAnsi="Avenir Next" w:cs="Avenir Next" w:eastAsia="Avenir Next"/>
           <w:i/>
           <w:color w:val="1A1A1A"/>
-          <w:sz w:val="21"/>
+          <w:sz w:val="22"/>
           <w:szCs w:val="21"/>
         </w:rPr>
         <w:t xml:space="preserve">x</w:t>
@@ -3037,7 +3055,7 @@
         <w:rPr>
           <w:rFonts w:ascii="Avenir Next" w:hAnsi="Avenir Next" w:cs="Avenir Next" w:eastAsia="Avenir Next"/>
           <w:color w:val="1A1A1A"/>
-          <w:sz w:val="21"/>
+          <w:sz w:val="22"/>
           <w:szCs w:val="21"/>
         </w:rPr>
         <w:t xml:space="preserve"> with 2: 6 × 2.</w:t>
@@ -3056,25 +3074,25 @@
           <w:rFonts w:ascii="Avenir Next" w:hAnsi="Avenir Next" w:cs="Avenir Next" w:eastAsia="Avenir Next"/>
           <w:b/>
           <w:color w:val="003A70"/>
+          <w:sz w:val="22"/>
+          <w:szCs w:val="19"/>
+        </w:rPr>
+        <w:t xml:space="preserve">Step 2</w:t>
+      </w:r>
+      <w:r>
+        <w:rPr>
+          <w:rFonts w:ascii="Avenir Next" w:hAnsi="Avenir Next" w:cs="Avenir Next" w:eastAsia="Avenir Next"/>
+          <w:color w:val="1A1A1A"/>
           <w:sz w:val="19"/>
           <w:szCs w:val="19"/>
         </w:rPr>
-        <w:t xml:space="preserve">Step 2</w:t>
-      </w:r>
-      <w:r>
-        <w:rPr>
-          <w:rFonts w:ascii="Avenir Next" w:hAnsi="Avenir Next" w:cs="Avenir Next" w:eastAsia="Avenir Next"/>
-          <w:color w:val="1A1A1A"/>
-          <w:sz w:val="19"/>
-          <w:szCs w:val="19"/>
-        </w:rPr>
         <w:tab/>
       </w:r>
       <w:r>
         <w:rPr>
           <w:rFonts w:ascii="Avenir Next" w:hAnsi="Avenir Next" w:cs="Avenir Next" w:eastAsia="Avenir Next"/>
           <w:color w:val="1A1A1A"/>
-          <w:sz w:val="21"/>
+          <w:sz w:val="22"/>
           <w:szCs w:val="21"/>
         </w:rPr>
         <w:t xml:space="preserve">Compute: 6 × 2 = 12.</w:t>
@@ -3093,25 +3111,25 @@
           <w:rFonts w:ascii="Avenir Next" w:hAnsi="Avenir Next" w:cs="Avenir Next" w:eastAsia="Avenir Next"/>
           <w:b/>
           <w:color w:val="003A70"/>
+          <w:sz w:val="22"/>
+          <w:szCs w:val="19"/>
+        </w:rPr>
+        <w:t xml:space="preserve">Step 3</w:t>
+      </w:r>
+      <w:r>
+        <w:rPr>
+          <w:rFonts w:ascii="Avenir Next" w:hAnsi="Avenir Next" w:cs="Avenir Next" w:eastAsia="Avenir Next"/>
+          <w:color w:val="1A1A1A"/>
           <w:sz w:val="19"/>
           <w:szCs w:val="19"/>
         </w:rPr>
-        <w:t xml:space="preserve">Step 3</w:t>
-      </w:r>
-      <w:r>
-        <w:rPr>
-          <w:rFonts w:ascii="Avenir Next" w:hAnsi="Avenir Next" w:cs="Avenir Next" w:eastAsia="Avenir Next"/>
-          <w:color w:val="1A1A1A"/>
-          <w:sz w:val="19"/>
-          <w:szCs w:val="19"/>
-        </w:rPr>
         <w:tab/>
       </w:r>
       <w:r>
         <w:rPr>
           <w:rFonts w:ascii="Avenir Next" w:hAnsi="Avenir Next" w:cs="Avenir Next" w:eastAsia="Avenir Next"/>
           <w:color w:val="1A1A1A"/>
-          <w:sz w:val="21"/>
+          <w:sz w:val="22"/>
           <w:szCs w:val="21"/>
         </w:rPr>
         <w:t xml:space="preserve">Compare: 12 = 12. Yes.</w:t>
@@ -3130,18 +3148,18 @@
           <w:rFonts w:ascii="Avenir Next" w:hAnsi="Avenir Next" w:cs="Avenir Next" w:eastAsia="Avenir Next"/>
           <w:b/>
           <w:color w:val="1A1A1A"/>
+          <w:sz w:val="22"/>
+          <w:szCs w:val="21"/>
+        </w:rPr>
+        <w:t xml:space="preserve">Answer</w:t>
+      </w:r>
+      <w:r>
+        <w:rPr>
+          <w:rFonts w:ascii="Avenir Next" w:hAnsi="Avenir Next" w:cs="Avenir Next" w:eastAsia="Avenir Next"/>
+          <w:color w:val="1A1A1A"/>
           <w:sz w:val="21"/>
           <w:szCs w:val="21"/>
         </w:rPr>
-        <w:t xml:space="preserve">Answer</w:t>
-      </w:r>
-      <w:r>
-        <w:rPr>
-          <w:rFonts w:ascii="Avenir Next" w:hAnsi="Avenir Next" w:cs="Avenir Next" w:eastAsia="Avenir Next"/>
-          <w:color w:val="1A1A1A"/>
-          <w:sz w:val="21"/>
-          <w:szCs w:val="21"/>
-        </w:rPr>
         <w:tab/>
       </w:r>
       <w:r>
@@ -3149,7 +3167,7 @@
           <w:rFonts w:ascii="Avenir Next" w:hAnsi="Avenir Next" w:cs="Avenir Next" w:eastAsia="Avenir Next"/>
           <w:b/>
           <w:color w:val="1A1A1A"/>
-          <w:sz w:val="21"/>
+          <w:sz w:val="22"/>
           <w:szCs w:val="21"/>
         </w:rPr>
         <w:t xml:space="preserve">Yes, (2, 12) fits.</w:t>
@@ -3157,6 +3175,7 @@
     </w:p>
     <w:p>
       <w:pPr>
+        <w:pStyle w:val="Heading2"/>
         <w:keepNext/>
         <w:pBdr>
           <w:bottom w:val="single" w:sz="8" w:space="3" w:color="003A70"/>
@@ -3172,7 +3191,7 @@
           <w:b/>
           <w:color w:val="003A70"/>
           <w:spacing w:val="14"/>
-          <w:sz w:val="19"/>
+          <w:sz w:val="22"/>
           <w:szCs w:val="19"/>
         </w:rPr>
         <w:t xml:space="preserve">TRY IT WITH HELP</w:t>
@@ -3191,7 +3210,7 @@
           <w:rFonts w:ascii="Avenir Next" w:hAnsi="Avenir Next" w:cs="Avenir Next" w:eastAsia="Avenir Next"/>
           <w:i/>
           <w:color w:val="5A5F66"/>
-          <w:sz w:val="17"/>
+          <w:sz w:val="22"/>
           <w:szCs w:val="17"/>
         </w:rPr>
         <w:t xml:space="preserve">fill in each step</w:t>
@@ -3287,54 +3306,54 @@
           <w:rFonts w:ascii="Avenir Next" w:hAnsi="Avenir Next" w:cs="Avenir Next" w:eastAsia="Avenir Next"/>
           <w:b/>
           <w:color w:val="003A70"/>
+          <w:sz w:val="22"/>
+          <w:szCs w:val="18"/>
+        </w:rPr>
+        <w:t xml:space="preserve">Step 1</w:t>
+      </w:r>
+      <w:r>
+        <w:rPr>
+          <w:rFonts w:ascii="Avenir Next" w:hAnsi="Avenir Next" w:cs="Avenir Next" w:eastAsia="Avenir Next"/>
+          <w:color w:val="1A1A1A"/>
           <w:sz w:val="18"/>
           <w:szCs w:val="18"/>
         </w:rPr>
-        <w:t xml:space="preserve">Step 1</w:t>
-      </w:r>
-      <w:r>
-        <w:rPr>
-          <w:rFonts w:ascii="Avenir Next" w:hAnsi="Avenir Next" w:cs="Avenir Next" w:eastAsia="Avenir Next"/>
-          <w:color w:val="1A1A1A"/>
-          <w:sz w:val="18"/>
-          <w:szCs w:val="18"/>
-        </w:rPr>
         <w:tab/>
       </w:r>
       <w:r>
         <w:rPr>
           <w:rFonts w:ascii="Avenir Next" w:hAnsi="Avenir Next" w:cs="Avenir Next" w:eastAsia="Avenir Next"/>
           <w:color w:val="1A1A1A"/>
+          <w:sz w:val="22"/>
+          <w:szCs w:val="21"/>
+        </w:rPr>
+        <w:t xml:space="preserve">Replace </w:t>
+      </w:r>
+      <w:r>
+        <w:rPr>
+          <w:rFonts w:ascii="Avenir Next" w:hAnsi="Avenir Next" w:cs="Avenir Next" w:eastAsia="Avenir Next"/>
+          <w:i/>
+          <w:color w:val="1A1A1A"/>
+          <w:sz w:val="22"/>
+          <w:szCs w:val="21"/>
+        </w:rPr>
+        <w:t xml:space="preserve">x</w:t>
+      </w:r>
+      <w:r>
+        <w:rPr>
+          <w:rFonts w:ascii="Avenir Next" w:hAnsi="Avenir Next" w:cs="Avenir Next" w:eastAsia="Avenir Next"/>
+          <w:color w:val="1A1A1A"/>
+          <w:sz w:val="22"/>
+          <w:szCs w:val="21"/>
+        </w:rPr>
+        <w:t xml:space="preserve"> with 5: 6 × </w:t>
+      </w:r>
+      <w:r>
+        <w:rPr>
+          <w:rFonts w:ascii="Avenir Next" w:hAnsi="Avenir Next" w:cs="Avenir Next" w:eastAsia="Avenir Next"/>
+          <w:color w:val="1A1A1A"/>
           <w:sz w:val="21"/>
           <w:szCs w:val="21"/>
-        </w:rPr>
-        <w:t xml:space="preserve">Replace </w:t>
-      </w:r>
-      <w:r>
-        <w:rPr>
-          <w:rFonts w:ascii="Avenir Next" w:hAnsi="Avenir Next" w:cs="Avenir Next" w:eastAsia="Avenir Next"/>
-          <w:i/>
-          <w:color w:val="1A1A1A"/>
-          <w:sz w:val="21"/>
-          <w:szCs w:val="21"/>
-        </w:rPr>
-        <w:t xml:space="preserve">x</w:t>
-      </w:r>
-      <w:r>
-        <w:rPr>
-          <w:rFonts w:ascii="Avenir Next" w:hAnsi="Avenir Next" w:cs="Avenir Next" w:eastAsia="Avenir Next"/>
-          <w:color w:val="1A1A1A"/>
-          <w:sz w:val="21"/>
-          <w:szCs w:val="21"/>
-        </w:rPr>
-        <w:t xml:space="preserve"> with 5: 6 × </w:t>
-      </w:r>
-      <w:r>
-        <w:rPr>
-          <w:rFonts w:ascii="Avenir Next" w:hAnsi="Avenir Next" w:cs="Avenir Next" w:eastAsia="Avenir Next"/>
-          <w:color w:val="1A1A1A"/>
-          <w:sz w:val="21"/>
-          <w:szCs w:val="21"/>
           <w:u w:val="single"/>
         </w:rPr>
         <w:t xml:space="preserve">                </w:t>
@@ -3343,7 +3362,7 @@
         <w:rPr>
           <w:rFonts w:ascii="Avenir Next" w:hAnsi="Avenir Next" w:cs="Avenir Next" w:eastAsia="Avenir Next"/>
           <w:color w:val="1A1A1A"/>
-          <w:sz w:val="21"/>
+          <w:sz w:val="22"/>
           <w:szCs w:val="21"/>
         </w:rPr>
         <w:t xml:space="preserve">.</w:t>
@@ -3363,35 +3382,35 @@
           <w:rFonts w:ascii="Avenir Next" w:hAnsi="Avenir Next" w:cs="Avenir Next" w:eastAsia="Avenir Next"/>
           <w:b/>
           <w:color w:val="003A70"/>
+          <w:sz w:val="22"/>
+          <w:szCs w:val="18"/>
+        </w:rPr>
+        <w:t xml:space="preserve">Step 2</w:t>
+      </w:r>
+      <w:r>
+        <w:rPr>
+          <w:rFonts w:ascii="Avenir Next" w:hAnsi="Avenir Next" w:cs="Avenir Next" w:eastAsia="Avenir Next"/>
+          <w:color w:val="1A1A1A"/>
           <w:sz w:val="18"/>
           <w:szCs w:val="18"/>
         </w:rPr>
-        <w:t xml:space="preserve">Step 2</w:t>
-      </w:r>
-      <w:r>
-        <w:rPr>
-          <w:rFonts w:ascii="Avenir Next" w:hAnsi="Avenir Next" w:cs="Avenir Next" w:eastAsia="Avenir Next"/>
-          <w:color w:val="1A1A1A"/>
-          <w:sz w:val="18"/>
-          <w:szCs w:val="18"/>
-        </w:rPr>
         <w:tab/>
       </w:r>
       <w:r>
         <w:rPr>
           <w:rFonts w:ascii="Avenir Next" w:hAnsi="Avenir Next" w:cs="Avenir Next" w:eastAsia="Avenir Next"/>
           <w:color w:val="1A1A1A"/>
+          <w:sz w:val="22"/>
+          <w:szCs w:val="21"/>
+        </w:rPr>
+        <w:t xml:space="preserve">Compute: 6 × 5 = </w:t>
+      </w:r>
+      <w:r>
+        <w:rPr>
+          <w:rFonts w:ascii="Avenir Next" w:hAnsi="Avenir Next" w:cs="Avenir Next" w:eastAsia="Avenir Next"/>
+          <w:color w:val="1A1A1A"/>
           <w:sz w:val="21"/>
           <w:szCs w:val="21"/>
-        </w:rPr>
-        <w:t xml:space="preserve">Compute: 6 × 5 = </w:t>
-      </w:r>
-      <w:r>
-        <w:rPr>
-          <w:rFonts w:ascii="Avenir Next" w:hAnsi="Avenir Next" w:cs="Avenir Next" w:eastAsia="Avenir Next"/>
-          <w:color w:val="1A1A1A"/>
-          <w:sz w:val="21"/>
-          <w:szCs w:val="21"/>
           <w:u w:val="single"/>
         </w:rPr>
         <w:t xml:space="preserve">                </w:t>
@@ -3400,7 +3419,7 @@
         <w:rPr>
           <w:rFonts w:ascii="Avenir Next" w:hAnsi="Avenir Next" w:cs="Avenir Next" w:eastAsia="Avenir Next"/>
           <w:color w:val="1A1A1A"/>
-          <w:sz w:val="21"/>
+          <w:sz w:val="22"/>
           <w:szCs w:val="21"/>
         </w:rPr>
         <w:t xml:space="preserve">.</w:t>
@@ -3420,35 +3439,35 @@
           <w:rFonts w:ascii="Avenir Next" w:hAnsi="Avenir Next" w:cs="Avenir Next" w:eastAsia="Avenir Next"/>
           <w:b/>
           <w:color w:val="003A70"/>
+          <w:sz w:val="22"/>
+          <w:szCs w:val="18"/>
+        </w:rPr>
+        <w:t xml:space="preserve">Step 3</w:t>
+      </w:r>
+      <w:r>
+        <w:rPr>
+          <w:rFonts w:ascii="Avenir Next" w:hAnsi="Avenir Next" w:cs="Avenir Next" w:eastAsia="Avenir Next"/>
+          <w:color w:val="1A1A1A"/>
           <w:sz w:val="18"/>
           <w:szCs w:val="18"/>
         </w:rPr>
-        <w:t xml:space="preserve">Step 3</w:t>
-      </w:r>
-      <w:r>
-        <w:rPr>
-          <w:rFonts w:ascii="Avenir Next" w:hAnsi="Avenir Next" w:cs="Avenir Next" w:eastAsia="Avenir Next"/>
-          <w:color w:val="1A1A1A"/>
-          <w:sz w:val="18"/>
-          <w:szCs w:val="18"/>
-        </w:rPr>
         <w:tab/>
       </w:r>
       <w:r>
         <w:rPr>
           <w:rFonts w:ascii="Avenir Next" w:hAnsi="Avenir Next" w:cs="Avenir Next" w:eastAsia="Avenir Next"/>
           <w:color w:val="1A1A1A"/>
+          <w:sz w:val="22"/>
+          <w:szCs w:val="21"/>
+        </w:rPr>
+        <w:t xml:space="preserve">Compare: </w:t>
+      </w:r>
+      <w:r>
+        <w:rPr>
+          <w:rFonts w:ascii="Avenir Next" w:hAnsi="Avenir Next" w:cs="Avenir Next" w:eastAsia="Avenir Next"/>
+          <w:color w:val="1A1A1A"/>
           <w:sz w:val="21"/>
           <w:szCs w:val="21"/>
-        </w:rPr>
-        <w:t xml:space="preserve">Compare: </w:t>
-      </w:r>
-      <w:r>
-        <w:rPr>
-          <w:rFonts w:ascii="Avenir Next" w:hAnsi="Avenir Next" w:cs="Avenir Next" w:eastAsia="Avenir Next"/>
-          <w:color w:val="1A1A1A"/>
-          <w:sz w:val="21"/>
-          <w:szCs w:val="21"/>
           <w:u w:val="single"/>
         </w:rPr>
         <w:t xml:space="preserve">                </w:t>
@@ -3457,7 +3476,7 @@
         <w:rPr>
           <w:rFonts w:ascii="Avenir Next" w:hAnsi="Avenir Next" w:cs="Avenir Next" w:eastAsia="Avenir Next"/>
           <w:color w:val="1A1A1A"/>
-          <w:sz w:val="21"/>
+          <w:sz w:val="22"/>
           <w:szCs w:val="21"/>
         </w:rPr>
         <w:t xml:space="preserve"> and 35. Solution? </w:t>
@@ -3568,54 +3587,54 @@
           <w:rFonts w:ascii="Avenir Next" w:hAnsi="Avenir Next" w:cs="Avenir Next" w:eastAsia="Avenir Next"/>
           <w:b/>
           <w:color w:val="003A70"/>
+          <w:sz w:val="22"/>
+          <w:szCs w:val="18"/>
+        </w:rPr>
+        <w:t xml:space="preserve">Step 1</w:t>
+      </w:r>
+      <w:r>
+        <w:rPr>
+          <w:rFonts w:ascii="Avenir Next" w:hAnsi="Avenir Next" w:cs="Avenir Next" w:eastAsia="Avenir Next"/>
+          <w:color w:val="1A1A1A"/>
           <w:sz w:val="18"/>
           <w:szCs w:val="18"/>
         </w:rPr>
-        <w:t xml:space="preserve">Step 1</w:t>
-      </w:r>
-      <w:r>
-        <w:rPr>
-          <w:rFonts w:ascii="Avenir Next" w:hAnsi="Avenir Next" w:cs="Avenir Next" w:eastAsia="Avenir Next"/>
-          <w:color w:val="1A1A1A"/>
-          <w:sz w:val="18"/>
-          <w:szCs w:val="18"/>
-        </w:rPr>
         <w:tab/>
       </w:r>
       <w:r>
         <w:rPr>
           <w:rFonts w:ascii="Avenir Next" w:hAnsi="Avenir Next" w:cs="Avenir Next" w:eastAsia="Avenir Next"/>
           <w:color w:val="1A1A1A"/>
+          <w:sz w:val="22"/>
+          <w:szCs w:val="21"/>
+        </w:rPr>
+        <w:t xml:space="preserve">Replace </w:t>
+      </w:r>
+      <w:r>
+        <w:rPr>
+          <w:rFonts w:ascii="Avenir Next" w:hAnsi="Avenir Next" w:cs="Avenir Next" w:eastAsia="Avenir Next"/>
+          <w:i/>
+          <w:color w:val="1A1A1A"/>
+          <w:sz w:val="22"/>
+          <w:szCs w:val="21"/>
+        </w:rPr>
+        <w:t xml:space="preserve">n</w:t>
+      </w:r>
+      <w:r>
+        <w:rPr>
+          <w:rFonts w:ascii="Avenir Next" w:hAnsi="Avenir Next" w:cs="Avenir Next" w:eastAsia="Avenir Next"/>
+          <w:color w:val="1A1A1A"/>
+          <w:sz w:val="22"/>
+          <w:szCs w:val="21"/>
+        </w:rPr>
+        <w:t xml:space="preserve"> with 6: </w:t>
+      </w:r>
+      <w:r>
+        <w:rPr>
+          <w:rFonts w:ascii="Avenir Next" w:hAnsi="Avenir Next" w:cs="Avenir Next" w:eastAsia="Avenir Next"/>
+          <w:color w:val="1A1A1A"/>
           <w:sz w:val="21"/>
           <w:szCs w:val="21"/>
-        </w:rPr>
-        <w:t xml:space="preserve">Replace </w:t>
-      </w:r>
-      <w:r>
-        <w:rPr>
-          <w:rFonts w:ascii="Avenir Next" w:hAnsi="Avenir Next" w:cs="Avenir Next" w:eastAsia="Avenir Next"/>
-          <w:i/>
-          <w:color w:val="1A1A1A"/>
-          <w:sz w:val="21"/>
-          <w:szCs w:val="21"/>
-        </w:rPr>
-        <w:t xml:space="preserve">n</w:t>
-      </w:r>
-      <w:r>
-        <w:rPr>
-          <w:rFonts w:ascii="Avenir Next" w:hAnsi="Avenir Next" w:cs="Avenir Next" w:eastAsia="Avenir Next"/>
-          <w:color w:val="1A1A1A"/>
-          <w:sz w:val="21"/>
-          <w:szCs w:val="21"/>
-        </w:rPr>
-        <w:t xml:space="preserve"> with 6: </w:t>
-      </w:r>
-      <w:r>
-        <w:rPr>
-          <w:rFonts w:ascii="Avenir Next" w:hAnsi="Avenir Next" w:cs="Avenir Next" w:eastAsia="Avenir Next"/>
-          <w:color w:val="1A1A1A"/>
-          <w:sz w:val="21"/>
-          <w:szCs w:val="21"/>
           <w:u w:val="single"/>
         </w:rPr>
         <w:t xml:space="preserve">                </w:t>
@@ -3624,7 +3643,7 @@
         <w:rPr>
           <w:rFonts w:ascii="Avenir Next" w:hAnsi="Avenir Next" w:cs="Avenir Next" w:eastAsia="Avenir Next"/>
           <w:color w:val="1A1A1A"/>
-          <w:sz w:val="21"/>
+          <w:sz w:val="22"/>
           <w:szCs w:val="21"/>
         </w:rPr>
         <w:t xml:space="preserve"> + 9.</w:t>
@@ -3644,35 +3663,35 @@
           <w:rFonts w:ascii="Avenir Next" w:hAnsi="Avenir Next" w:cs="Avenir Next" w:eastAsia="Avenir Next"/>
           <w:b/>
           <w:color w:val="003A70"/>
+          <w:sz w:val="22"/>
+          <w:szCs w:val="18"/>
+        </w:rPr>
+        <w:t xml:space="preserve">Step 2</w:t>
+      </w:r>
+      <w:r>
+        <w:rPr>
+          <w:rFonts w:ascii="Avenir Next" w:hAnsi="Avenir Next" w:cs="Avenir Next" w:eastAsia="Avenir Next"/>
+          <w:color w:val="1A1A1A"/>
           <w:sz w:val="18"/>
           <w:szCs w:val="18"/>
         </w:rPr>
-        <w:t xml:space="preserve">Step 2</w:t>
-      </w:r>
-      <w:r>
-        <w:rPr>
-          <w:rFonts w:ascii="Avenir Next" w:hAnsi="Avenir Next" w:cs="Avenir Next" w:eastAsia="Avenir Next"/>
-          <w:color w:val="1A1A1A"/>
-          <w:sz w:val="18"/>
-          <w:szCs w:val="18"/>
-        </w:rPr>
         <w:tab/>
       </w:r>
       <w:r>
         <w:rPr>
           <w:rFonts w:ascii="Avenir Next" w:hAnsi="Avenir Next" w:cs="Avenir Next" w:eastAsia="Avenir Next"/>
           <w:color w:val="1A1A1A"/>
+          <w:sz w:val="22"/>
+          <w:szCs w:val="21"/>
+        </w:rPr>
+        <w:t xml:space="preserve">Compute: 6 + 9 = </w:t>
+      </w:r>
+      <w:r>
+        <w:rPr>
+          <w:rFonts w:ascii="Avenir Next" w:hAnsi="Avenir Next" w:cs="Avenir Next" w:eastAsia="Avenir Next"/>
+          <w:color w:val="1A1A1A"/>
           <w:sz w:val="21"/>
           <w:szCs w:val="21"/>
-        </w:rPr>
-        <w:t xml:space="preserve">Compute: 6 + 9 = </w:t>
-      </w:r>
-      <w:r>
-        <w:rPr>
-          <w:rFonts w:ascii="Avenir Next" w:hAnsi="Avenir Next" w:cs="Avenir Next" w:eastAsia="Avenir Next"/>
-          <w:color w:val="1A1A1A"/>
-          <w:sz w:val="21"/>
-          <w:szCs w:val="21"/>
           <w:u w:val="single"/>
         </w:rPr>
         <w:t xml:space="preserve">                </w:t>
@@ -3681,7 +3700,7 @@
         <w:rPr>
           <w:rFonts w:ascii="Avenir Next" w:hAnsi="Avenir Next" w:cs="Avenir Next" w:eastAsia="Avenir Next"/>
           <w:color w:val="1A1A1A"/>
-          <w:sz w:val="21"/>
+          <w:sz w:val="22"/>
           <w:szCs w:val="21"/>
         </w:rPr>
         <w:t xml:space="preserve">.</w:t>
@@ -3701,28 +3720,47 @@
           <w:rFonts w:ascii="Avenir Next" w:hAnsi="Avenir Next" w:cs="Avenir Next" w:eastAsia="Avenir Next"/>
           <w:b/>
           <w:color w:val="003A70"/>
+          <w:sz w:val="22"/>
+          <w:szCs w:val="18"/>
+        </w:rPr>
+        <w:t xml:space="preserve">Step 3</w:t>
+      </w:r>
+      <w:r>
+        <w:rPr>
+          <w:rFonts w:ascii="Avenir Next" w:hAnsi="Avenir Next" w:cs="Avenir Next" w:eastAsia="Avenir Next"/>
+          <w:color w:val="1A1A1A"/>
           <w:sz w:val="18"/>
           <w:szCs w:val="18"/>
         </w:rPr>
-        <w:t xml:space="preserve">Step 3</w:t>
-      </w:r>
-      <w:r>
-        <w:rPr>
-          <w:rFonts w:ascii="Avenir Next" w:hAnsi="Avenir Next" w:cs="Avenir Next" w:eastAsia="Avenir Next"/>
-          <w:color w:val="1A1A1A"/>
-          <w:sz w:val="18"/>
-          <w:szCs w:val="18"/>
-        </w:rPr>
         <w:tab/>
       </w:r>
       <w:r>
         <w:rPr>
           <w:rFonts w:ascii="Avenir Next" w:hAnsi="Avenir Next" w:cs="Avenir Next" w:eastAsia="Avenir Next"/>
           <w:color w:val="1A1A1A"/>
+          <w:sz w:val="22"/>
+          <w:szCs w:val="21"/>
+        </w:rPr>
+        <w:t xml:space="preserve">Compare: </w:t>
+      </w:r>
+      <w:r>
+        <w:rPr>
+          <w:rFonts w:ascii="Avenir Next" w:hAnsi="Avenir Next" w:cs="Avenir Next" w:eastAsia="Avenir Next"/>
+          <w:color w:val="1A1A1A"/>
           <w:sz w:val="21"/>
           <w:szCs w:val="21"/>
-        </w:rPr>
-        <w:t xml:space="preserve">Compare: </w:t>
+          <w:u w:val="single"/>
+        </w:rPr>
+        <w:t xml:space="preserve">                </w:t>
+      </w:r>
+      <w:r>
+        <w:rPr>
+          <w:rFonts w:ascii="Avenir Next" w:hAnsi="Avenir Next" w:cs="Avenir Next" w:eastAsia="Avenir Next"/>
+          <w:color w:val="1A1A1A"/>
+          <w:sz w:val="22"/>
+          <w:szCs w:val="21"/>
+        </w:rPr>
+        <w:t xml:space="preserve"> and 15. Solution? </w:t>
       </w:r>
       <w:r>
         <w:rPr>
@@ -3734,25 +3772,6 @@
         </w:rPr>
         <w:t xml:space="preserve">                </w:t>
       </w:r>
-      <w:r>
-        <w:rPr>
-          <w:rFonts w:ascii="Avenir Next" w:hAnsi="Avenir Next" w:cs="Avenir Next" w:eastAsia="Avenir Next"/>
-          <w:color w:val="1A1A1A"/>
-          <w:sz w:val="21"/>
-          <w:szCs w:val="21"/>
-        </w:rPr>
-        <w:t xml:space="preserve"> and 15. Solution? </w:t>
-      </w:r>
-      <w:r>
-        <w:rPr>
-          <w:rFonts w:ascii="Avenir Next" w:hAnsi="Avenir Next" w:cs="Avenir Next" w:eastAsia="Avenir Next"/>
-          <w:color w:val="1A1A1A"/>
-          <w:sz w:val="21"/>
-          <w:szCs w:val="21"/>
-          <w:u w:val="single"/>
-        </w:rPr>
-        <w:t xml:space="preserve">                </w:t>
-      </w:r>
     </w:p>
     <w:p>
       <w:pPr>
@@ -3761,6 +3780,7 @@
     </w:p>
     <w:p>
       <w:pPr>
+        <w:pStyle w:val="Heading2"/>
         <w:keepNext/>
         <w:pBdr>
           <w:bottom w:val="single" w:sz="8" w:space="3" w:color="003A70"/>
@@ -3776,7 +3796,7 @@
           <w:b/>
           <w:color w:val="003A70"/>
           <w:spacing w:val="14"/>
-          <w:sz w:val="19"/>
+          <w:sz w:val="22"/>
           <w:szCs w:val="19"/>
         </w:rPr>
         <w:t xml:space="preserve">YOUR TURN</w:t>
@@ -3795,7 +3815,7 @@
           <w:rFonts w:ascii="Avenir Next" w:hAnsi="Avenir Next" w:cs="Avenir Next" w:eastAsia="Avenir Next"/>
           <w:i/>
           <w:color w:val="5A5F66"/>
-          <w:sz w:val="17"/>
+          <w:sz w:val="22"/>
           <w:szCs w:val="17"/>
         </w:rPr>
         <w:t xml:space="preserve">use the steps on your own</w:t>
@@ -4005,7 +4025,7 @@
                       <w:szCs w:val="22"/>
                       <w:u w:val="single"/>
                     </w:rPr>
-                    <w:t xml:space="preserve">      </w:t>
+                    <w:t xml:space="preserve">          </w:t>
                   </w:r>
                 </w:p>
               </w:tc>
@@ -4067,7 +4087,7 @@
                       <w:szCs w:val="22"/>
                       <w:u w:val="single"/>
                     </w:rPr>
-                    <w:t xml:space="preserve">      </w:t>
+                    <w:t xml:space="preserve">          </w:t>
                   </w:r>
                 </w:p>
               </w:tc>
@@ -4129,7 +4149,7 @@
                       <w:szCs w:val="22"/>
                       <w:u w:val="single"/>
                     </w:rPr>
-                    <w:t xml:space="preserve">      </w:t>
+                    <w:t xml:space="preserve">          </w:t>
                   </w:r>
                 </w:p>
               </w:tc>
@@ -4197,7 +4217,7 @@
                       <w:szCs w:val="22"/>
                       <w:u w:val="single"/>
                     </w:rPr>
-                    <w:t xml:space="preserve">      </w:t>
+                    <w:t xml:space="preserve">          </w:t>
                   </w:r>
                 </w:p>
               </w:tc>
@@ -4259,7 +4279,7 @@
                       <w:szCs w:val="22"/>
                       <w:u w:val="single"/>
                     </w:rPr>
-                    <w:t xml:space="preserve">      </w:t>
+                    <w:t xml:space="preserve">          </w:t>
                   </w:r>
                 </w:p>
               </w:tc>
@@ -4321,7 +4341,7 @@
                       <w:szCs w:val="22"/>
                       <w:u w:val="single"/>
                     </w:rPr>
-                    <w:t xml:space="preserve">      </w:t>
+                    <w:t xml:space="preserve">          </w:t>
                   </w:r>
                 </w:p>
               </w:tc>
@@ -4342,6 +4362,7 @@
     </w:p>
     <w:p>
       <w:pPr>
+        <w:pStyle w:val="Heading2"/>
         <w:keepNext/>
         <w:pBdr>
           <w:bottom w:val="single" w:sz="8" w:space="3" w:color="003A70"/>
@@ -4357,7 +4378,7 @@
           <w:b/>
           <w:color w:val="003A70"/>
           <w:spacing w:val="14"/>
-          <w:sz w:val="19"/>
+          <w:sz w:val="22"/>
           <w:szCs w:val="19"/>
         </w:rPr>
         <w:t xml:space="preserve">READY CHECK</w:t>
@@ -4376,7 +4397,7 @@
           <w:rFonts w:ascii="Avenir Next" w:hAnsi="Avenir Next" w:cs="Avenir Next" w:eastAsia="Avenir Next"/>
           <w:i/>
           <w:color w:val="5A5F66"/>
-          <w:sz w:val="17"/>
+          <w:sz w:val="22"/>
           <w:szCs w:val="17"/>
         </w:rPr>
         <w:t xml:space="preserve">a problem like the one in today’s lesson</w:t>
@@ -4546,45 +4567,45 @@
                       <w:rFonts w:ascii="Avenir Next" w:hAnsi="Avenir Next" w:cs="Avenir Next" w:eastAsia="Avenir Next"/>
                       <w:b/>
                       <w:color w:val="003A70"/>
+                      <w:sz w:val="22"/>
+                      <w:szCs w:val="21"/>
+                    </w:rPr>
+                    <w:t xml:space="preserve">A</w:t>
+                  </w:r>
+                  <w:r>
+                    <w:rPr>
+                      <w:rFonts w:ascii="Avenir Next" w:hAnsi="Avenir Next" w:cs="Avenir Next" w:eastAsia="Avenir Next"/>
+                      <w:color w:val="1A1A1A"/>
                       <w:sz w:val="21"/>
                       <w:szCs w:val="21"/>
                     </w:rPr>
-                    <w:t xml:space="preserve">A</w:t>
-                  </w:r>
-                  <w:r>
-                    <w:rPr>
-                      <w:rFonts w:ascii="Avenir Next" w:hAnsi="Avenir Next" w:cs="Avenir Next" w:eastAsia="Avenir Next"/>
-                      <w:color w:val="1A1A1A"/>
-                      <w:sz w:val="21"/>
+                    <w:tab/>
+                  </w:r>
+                  <w:r>
+                    <w:rPr>
+                      <w:rFonts w:ascii="Avenir Next" w:hAnsi="Avenir Next" w:cs="Avenir Next" w:eastAsia="Avenir Next"/>
+                      <w:i/>
+                      <w:color w:val="1A1A1A"/>
+                      <w:sz w:val="22"/>
                       <w:szCs w:val="21"/>
                     </w:rPr>
-                    <w:tab/>
+                    <w:t xml:space="preserve">y</w:t>
+                  </w:r>
+                  <w:r>
+                    <w:rPr>
+                      <w:rFonts w:ascii="Avenir Next" w:hAnsi="Avenir Next" w:cs="Avenir Next" w:eastAsia="Avenir Next"/>
+                      <w:color w:val="1A1A1A"/>
+                      <w:sz w:val="22"/>
+                      <w:szCs w:val="21"/>
+                    </w:rPr>
+                    <w:t xml:space="preserve"> = 5</w:t>
                   </w:r>
                   <w:r>
                     <w:rPr>
                       <w:rFonts w:ascii="Avenir Next" w:hAnsi="Avenir Next" w:cs="Avenir Next" w:eastAsia="Avenir Next"/>
                       <w:i/>
                       <w:color w:val="1A1A1A"/>
-                      <w:sz w:val="21"/>
-                      <w:szCs w:val="21"/>
-                    </w:rPr>
-                    <w:t xml:space="preserve">y</w:t>
-                  </w:r>
-                  <w:r>
-                    <w:rPr>
-                      <w:rFonts w:ascii="Avenir Next" w:hAnsi="Avenir Next" w:cs="Avenir Next" w:eastAsia="Avenir Next"/>
-                      <w:color w:val="1A1A1A"/>
-                      <w:sz w:val="21"/>
-                      <w:szCs w:val="21"/>
-                    </w:rPr>
-                    <w:t xml:space="preserve"> = 5</w:t>
-                  </w:r>
-                  <w:r>
-                    <w:rPr>
-                      <w:rFonts w:ascii="Avenir Next" w:hAnsi="Avenir Next" w:cs="Avenir Next" w:eastAsia="Avenir Next"/>
-                      <w:i/>
-                      <w:color w:val="1A1A1A"/>
-                      <w:sz w:val="21"/>
+                      <w:sz w:val="22"/>
                       <w:szCs w:val="21"/>
                     </w:rPr>
                     <w:t xml:space="preserve">x</w:t>
@@ -4609,45 +4630,45 @@
                       <w:rFonts w:ascii="Avenir Next" w:hAnsi="Avenir Next" w:cs="Avenir Next" w:eastAsia="Avenir Next"/>
                       <w:b/>
                       <w:color w:val="003A70"/>
+                      <w:sz w:val="22"/>
+                      <w:szCs w:val="21"/>
+                    </w:rPr>
+                    <w:t xml:space="preserve">B</w:t>
+                  </w:r>
+                  <w:r>
+                    <w:rPr>
+                      <w:rFonts w:ascii="Avenir Next" w:hAnsi="Avenir Next" w:cs="Avenir Next" w:eastAsia="Avenir Next"/>
+                      <w:color w:val="1A1A1A"/>
                       <w:sz w:val="21"/>
                       <w:szCs w:val="21"/>
                     </w:rPr>
-                    <w:t xml:space="preserve">B</w:t>
-                  </w:r>
-                  <w:r>
-                    <w:rPr>
-                      <w:rFonts w:ascii="Avenir Next" w:hAnsi="Avenir Next" w:cs="Avenir Next" w:eastAsia="Avenir Next"/>
-                      <w:color w:val="1A1A1A"/>
-                      <w:sz w:val="21"/>
+                    <w:tab/>
+                  </w:r>
+                  <w:r>
+                    <w:rPr>
+                      <w:rFonts w:ascii="Avenir Next" w:hAnsi="Avenir Next" w:cs="Avenir Next" w:eastAsia="Avenir Next"/>
+                      <w:i/>
+                      <w:color w:val="1A1A1A"/>
+                      <w:sz w:val="22"/>
                       <w:szCs w:val="21"/>
                     </w:rPr>
-                    <w:tab/>
+                    <w:t xml:space="preserve">y</w:t>
+                  </w:r>
+                  <w:r>
+                    <w:rPr>
+                      <w:rFonts w:ascii="Avenir Next" w:hAnsi="Avenir Next" w:cs="Avenir Next" w:eastAsia="Avenir Next"/>
+                      <w:color w:val="1A1A1A"/>
+                      <w:sz w:val="22"/>
+                      <w:szCs w:val="21"/>
+                    </w:rPr>
+                    <w:t xml:space="preserve"> = 9</w:t>
                   </w:r>
                   <w:r>
                     <w:rPr>
                       <w:rFonts w:ascii="Avenir Next" w:hAnsi="Avenir Next" w:cs="Avenir Next" w:eastAsia="Avenir Next"/>
                       <w:i/>
                       <w:color w:val="1A1A1A"/>
-                      <w:sz w:val="21"/>
-                      <w:szCs w:val="21"/>
-                    </w:rPr>
-                    <w:t xml:space="preserve">y</w:t>
-                  </w:r>
-                  <w:r>
-                    <w:rPr>
-                      <w:rFonts w:ascii="Avenir Next" w:hAnsi="Avenir Next" w:cs="Avenir Next" w:eastAsia="Avenir Next"/>
-                      <w:color w:val="1A1A1A"/>
-                      <w:sz w:val="21"/>
-                      <w:szCs w:val="21"/>
-                    </w:rPr>
-                    <w:t xml:space="preserve"> = 9</w:t>
-                  </w:r>
-                  <w:r>
-                    <w:rPr>
-                      <w:rFonts w:ascii="Avenir Next" w:hAnsi="Avenir Next" w:cs="Avenir Next" w:eastAsia="Avenir Next"/>
-                      <w:i/>
-                      <w:color w:val="1A1A1A"/>
-                      <w:sz w:val="21"/>
+                      <w:sz w:val="22"/>
                       <w:szCs w:val="21"/>
                     </w:rPr>
                     <w:t xml:space="preserve">x</w:t>
@@ -4672,54 +4693,54 @@
                       <w:rFonts w:ascii="Avenir Next" w:hAnsi="Avenir Next" w:cs="Avenir Next" w:eastAsia="Avenir Next"/>
                       <w:b/>
                       <w:color w:val="003A70"/>
+                      <w:sz w:val="22"/>
+                      <w:szCs w:val="21"/>
+                    </w:rPr>
+                    <w:t xml:space="preserve">C</w:t>
+                  </w:r>
+                  <w:r>
+                    <w:rPr>
+                      <w:rFonts w:ascii="Avenir Next" w:hAnsi="Avenir Next" w:cs="Avenir Next" w:eastAsia="Avenir Next"/>
+                      <w:color w:val="1A1A1A"/>
                       <w:sz w:val="21"/>
                       <w:szCs w:val="21"/>
                     </w:rPr>
-                    <w:t xml:space="preserve">C</w:t>
-                  </w:r>
-                  <w:r>
-                    <w:rPr>
-                      <w:rFonts w:ascii="Avenir Next" w:hAnsi="Avenir Next" w:cs="Avenir Next" w:eastAsia="Avenir Next"/>
-                      <w:color w:val="1A1A1A"/>
-                      <w:sz w:val="21"/>
+                    <w:tab/>
+                  </w:r>
+                  <w:r>
+                    <w:rPr>
+                      <w:rFonts w:ascii="Avenir Next" w:hAnsi="Avenir Next" w:cs="Avenir Next" w:eastAsia="Avenir Next"/>
+                      <w:i/>
+                      <w:color w:val="1A1A1A"/>
+                      <w:sz w:val="22"/>
                       <w:szCs w:val="21"/>
                     </w:rPr>
-                    <w:tab/>
+                    <w:t xml:space="preserve">y</w:t>
+                  </w:r>
+                  <w:r>
+                    <w:rPr>
+                      <w:rFonts w:ascii="Avenir Next" w:hAnsi="Avenir Next" w:cs="Avenir Next" w:eastAsia="Avenir Next"/>
+                      <w:color w:val="1A1A1A"/>
+                      <w:sz w:val="22"/>
+                      <w:szCs w:val="21"/>
+                    </w:rPr>
+                    <w:t xml:space="preserve"> = </w:t>
                   </w:r>
                   <w:r>
                     <w:rPr>
                       <w:rFonts w:ascii="Avenir Next" w:hAnsi="Avenir Next" w:cs="Avenir Next" w:eastAsia="Avenir Next"/>
                       <w:i/>
                       <w:color w:val="1A1A1A"/>
-                      <w:sz w:val="21"/>
+                      <w:sz w:val="22"/>
                       <w:szCs w:val="21"/>
                     </w:rPr>
-                    <w:t xml:space="preserve">y</w:t>
-                  </w:r>
-                  <w:r>
-                    <w:rPr>
-                      <w:rFonts w:ascii="Avenir Next" w:hAnsi="Avenir Next" w:cs="Avenir Next" w:eastAsia="Avenir Next"/>
-                      <w:color w:val="1A1A1A"/>
-                      <w:sz w:val="21"/>
-                      <w:szCs w:val="21"/>
-                    </w:rPr>
-                    <w:t xml:space="preserve"> = </w:t>
-                  </w:r>
-                  <w:r>
-                    <w:rPr>
-                      <w:rFonts w:ascii="Avenir Next" w:hAnsi="Avenir Next" w:cs="Avenir Next" w:eastAsia="Avenir Next"/>
-                      <w:i/>
-                      <w:color w:val="1A1A1A"/>
-                      <w:sz w:val="21"/>
-                      <w:szCs w:val="21"/>
-                    </w:rPr>
                     <w:t xml:space="preserve">x</w:t>
                   </w:r>
                   <w:r>
                     <w:rPr>
                       <w:rFonts w:ascii="Avenir Next" w:hAnsi="Avenir Next" w:cs="Avenir Next" w:eastAsia="Avenir Next"/>
                       <w:color w:val="1A1A1A"/>
-                      <w:sz w:val="21"/>
+                      <w:sz w:val="22"/>
                       <w:szCs w:val="21"/>
                     </w:rPr>
                     <w:t xml:space="preserve"> + 9</w:t>
@@ -4744,45 +4765,45 @@
                       <w:rFonts w:ascii="Avenir Next" w:hAnsi="Avenir Next" w:cs="Avenir Next" w:eastAsia="Avenir Next"/>
                       <w:b/>
                       <w:color w:val="003A70"/>
+                      <w:sz w:val="22"/>
+                      <w:szCs w:val="21"/>
+                    </w:rPr>
+                    <w:t xml:space="preserve">D</w:t>
+                  </w:r>
+                  <w:r>
+                    <w:rPr>
+                      <w:rFonts w:ascii="Avenir Next" w:hAnsi="Avenir Next" w:cs="Avenir Next" w:eastAsia="Avenir Next"/>
+                      <w:color w:val="1A1A1A"/>
                       <w:sz w:val="21"/>
                       <w:szCs w:val="21"/>
                     </w:rPr>
-                    <w:t xml:space="preserve">D</w:t>
-                  </w:r>
-                  <w:r>
-                    <w:rPr>
-                      <w:rFonts w:ascii="Avenir Next" w:hAnsi="Avenir Next" w:cs="Avenir Next" w:eastAsia="Avenir Next"/>
-                      <w:color w:val="1A1A1A"/>
-                      <w:sz w:val="21"/>
+                    <w:tab/>
+                  </w:r>
+                  <w:r>
+                    <w:rPr>
+                      <w:rFonts w:ascii="Avenir Next" w:hAnsi="Avenir Next" w:cs="Avenir Next" w:eastAsia="Avenir Next"/>
+                      <w:i/>
+                      <w:color w:val="1A1A1A"/>
+                      <w:sz w:val="22"/>
                       <w:szCs w:val="21"/>
                     </w:rPr>
-                    <w:tab/>
+                    <w:t xml:space="preserve">y</w:t>
+                  </w:r>
+                  <w:r>
+                    <w:rPr>
+                      <w:rFonts w:ascii="Avenir Next" w:hAnsi="Avenir Next" w:cs="Avenir Next" w:eastAsia="Avenir Next"/>
+                      <w:color w:val="1A1A1A"/>
+                      <w:sz w:val="22"/>
+                      <w:szCs w:val="21"/>
+                    </w:rPr>
+                    <w:t xml:space="preserve"> = 45</w:t>
                   </w:r>
                   <w:r>
                     <w:rPr>
                       <w:rFonts w:ascii="Avenir Next" w:hAnsi="Avenir Next" w:cs="Avenir Next" w:eastAsia="Avenir Next"/>
                       <w:i/>
                       <w:color w:val="1A1A1A"/>
-                      <w:sz w:val="21"/>
-                      <w:szCs w:val="21"/>
-                    </w:rPr>
-                    <w:t xml:space="preserve">y</w:t>
-                  </w:r>
-                  <w:r>
-                    <w:rPr>
-                      <w:rFonts w:ascii="Avenir Next" w:hAnsi="Avenir Next" w:cs="Avenir Next" w:eastAsia="Avenir Next"/>
-                      <w:color w:val="1A1A1A"/>
-                      <w:sz w:val="21"/>
-                      <w:szCs w:val="21"/>
-                    </w:rPr>
-                    <w:t xml:space="preserve"> = 45</w:t>
-                  </w:r>
-                  <w:r>
-                    <w:rPr>
-                      <w:rFonts w:ascii="Avenir Next" w:hAnsi="Avenir Next" w:cs="Avenir Next" w:eastAsia="Avenir Next"/>
-                      <w:i/>
-                      <w:color w:val="1A1A1A"/>
-                      <w:sz w:val="21"/>
+                      <w:sz w:val="22"/>
                       <w:szCs w:val="21"/>
                     </w:rPr>
                     <w:t xml:space="preserve">x</w:t>
@@ -4831,19 +4852,42 @@
         <w:tblLook w:val="0000" w:firstRow="0" w:lastRow="0" w:firstColumn="0" w:lastColumn="0" w:noHBand="1" w:noVBand="1"/>
       </w:tblPr>
       <w:tblGrid>
-        <w:gridCol w:w="2000"/>
-        <w:gridCol w:w="2300"/>
-        <w:gridCol w:w="2100"/>
-        <w:gridCol w:w="3104"/>
+        <w:gridCol w:w="1750"/>
+        <w:gridCol w:w="2500"/>
+        <w:gridCol w:w="2200"/>
+        <w:gridCol w:w="3054"/>
       </w:tblGrid>
       <w:tr>
         <w:trPr>
           <w:cantSplit/>
-          <w:trHeight w:val="320" w:hRule="atLeast"/>
+          <w:trHeight w:val="300" w:hRule="atLeast"/>
         </w:trPr>
         <w:tc>
           <w:tcPr>
-            <w:tcW w:w="2000" w:type="dxa"/>
+            <w:tcW w:w="1750" w:type="dxa"/>
+            <w:vAlign w:val="center"/>
+          </w:tcPr>
+          <w:p>
+            <w:pPr>
+              <w:pStyle w:val="Heading2"/>
+              <w:spacing w:before="0" w:after="0" w:line="240" w:lineRule="auto"/>
+            </w:pPr>
+            <w:r>
+              <w:rPr>
+                <w:rFonts w:ascii="Avenir Next" w:hAnsi="Avenir Next" w:cs="Avenir Next" w:eastAsia="Avenir Next"/>
+                <w:b/>
+                <w:color w:val="003A70"/>
+                <w:spacing w:val="12"/>
+                <w:sz w:val="15"/>
+                <w:szCs w:val="15"/>
+              </w:rPr>
+              <w:t xml:space="preserve">CHECK YOURSELF</w:t>
+            </w:r>
+          </w:p>
+        </w:tc>
+        <w:tc>
+          <w:tcPr>
+            <w:tcW w:w="2500" w:type="dxa"/>
             <w:vAlign w:val="center"/>
           </w:tcPr>
           <w:p>
@@ -4852,20 +4896,27 @@
             </w:pPr>
             <w:r>
               <w:rPr>
-                <w:rFonts w:ascii="Avenir Next" w:hAnsi="Avenir Next" w:cs="Avenir Next" w:eastAsia="Avenir Next"/>
-                <w:b/>
-                <w:color w:val="003A70"/>
-                <w:spacing w:val="12"/>
-                <w:sz w:val="15"/>
-                <w:szCs w:val="15"/>
-              </w:rPr>
-              <w:t xml:space="preserve">CHECK YOURSELF</w:t>
+                <w:rFonts w:ascii="Arial" w:hAnsi="Arial" w:cs="Arial" w:eastAsia="Arial"/>
+                <w:color w:val="1A1A1A"/>
+                <w:sz w:val="20"/>
+                <w:szCs w:val="20"/>
+              </w:rPr>
+              <w:t xml:space="preserve">□</w:t>
+            </w:r>
+            <w:r>
+              <w:rPr>
+                <w:rFonts w:ascii="Avenir Next" w:hAnsi="Avenir Next" w:cs="Avenir Next" w:eastAsia="Avenir Next"/>
+                <w:color w:val="1A1A1A"/>
+                <w:sz w:val="17"/>
+                <w:szCs w:val="17"/>
+              </w:rPr>
+              <w:t xml:space="preserve">  I can do this on my own</w:t>
             </w:r>
           </w:p>
         </w:tc>
         <w:tc>
           <w:tcPr>
-            <w:tcW w:w="2300" w:type="dxa"/>
+            <w:tcW w:w="2200" w:type="dxa"/>
             <w:vAlign w:val="center"/>
           </w:tcPr>
           <w:p>
@@ -4876,8 +4927,8 @@
               <w:rPr>
                 <w:rFonts w:ascii="Arial" w:hAnsi="Arial" w:cs="Arial" w:eastAsia="Arial"/>
                 <w:color w:val="1A1A1A"/>
-                <w:sz w:val="24"/>
-                <w:szCs w:val="24"/>
+                <w:sz w:val="20"/>
+                <w:szCs w:val="20"/>
               </w:rPr>
               <w:t xml:space="preserve">□</w:t>
             </w:r>
@@ -4888,13 +4939,13 @@
                 <w:sz w:val="17"/>
                 <w:szCs w:val="17"/>
               </w:rPr>
-              <w:t xml:space="preserve">  I can do this on my own</w:t>
+              <w:t xml:space="preserve">  I need a little help</w:t>
             </w:r>
           </w:p>
         </w:tc>
         <w:tc>
           <w:tcPr>
-            <w:tcW w:w="2100" w:type="dxa"/>
+            <w:tcW w:w="3054" w:type="dxa"/>
             <w:vAlign w:val="center"/>
           </w:tcPr>
           <w:p>
@@ -4905,37 +4956,8 @@
               <w:rPr>
                 <w:rFonts w:ascii="Arial" w:hAnsi="Arial" w:cs="Arial" w:eastAsia="Arial"/>
                 <w:color w:val="1A1A1A"/>
-                <w:sz w:val="24"/>
-                <w:szCs w:val="24"/>
-              </w:rPr>
-              <w:t xml:space="preserve">□</w:t>
-            </w:r>
-            <w:r>
-              <w:rPr>
-                <w:rFonts w:ascii="Avenir Next" w:hAnsi="Avenir Next" w:cs="Avenir Next" w:eastAsia="Avenir Next"/>
-                <w:color w:val="1A1A1A"/>
-                <w:sz w:val="17"/>
-                <w:szCs w:val="17"/>
-              </w:rPr>
-              <w:t xml:space="preserve">  I need a little help</w:t>
-            </w:r>
-          </w:p>
-        </w:tc>
-        <w:tc>
-          <w:tcPr>
-            <w:tcW w:w="3104" w:type="dxa"/>
-            <w:vAlign w:val="center"/>
-          </w:tcPr>
-          <w:p>
-            <w:pPr>
-              <w:spacing w:before="0" w:after="0" w:line="240" w:lineRule="auto"/>
-            </w:pPr>
-            <w:r>
-              <w:rPr>
-                <w:rFonts w:ascii="Arial" w:hAnsi="Arial" w:cs="Arial" w:eastAsia="Arial"/>
-                <w:color w:val="1A1A1A"/>
-                <w:sz w:val="24"/>
-                <w:szCs w:val="24"/>
+                <w:sz w:val="20"/>
+                <w:szCs w:val="20"/>
               </w:rPr>
               <w:t xml:space="preserve">□</w:t>
             </w:r>
@@ -4970,7 +4992,7 @@
     <w:sectPr>
       <w:footerReference w:type="default" r:id="rIdFooter1"/>
       <w:pgSz w:w="12240" w:h="15840"/>
-      <w:pgMar w:top="893" w:right="1224" w:bottom="835" w:left="1512" w:header="432" w:footer="432" w:gutter="0"/>
+      <w:pgMar w:top="780" w:right="1224" w:bottom="760" w:left="1512" w:header="432" w:footer="432" w:gutter="0"/>
       <w:cols w:space="720"/>
     </w:sectPr>
   </w:body>
@@ -5050,7 +5072,106 @@
               <w:sz w:val="15"/>
               <w:szCs w:val="15"/>
             </w:rPr>
-            <w:t xml:space="preserve">Lesson 9-3  ·  Session 1  ·  Prerequisite Practice B</w:t>
+            <w:t xml:space="preserve">9-3 · Page </w:t>
+          </w:r>
+          <w:r>
+            <w:rPr>
+              <w:rFonts w:ascii="Avenir Next" w:hAnsi="Avenir Next" w:cs="Avenir Next" w:eastAsia="Avenir Next"/>
+              <w:color w:val="5A5F66"/>
+              <w:sz w:val="15"/>
+              <w:szCs w:val="15"/>
+            </w:rPr>
+            <w:fldChar w:fldCharType="begin"/>
+          </w:r>
+          <w:r>
+            <w:rPr>
+              <w:rFonts w:ascii="Avenir Next" w:hAnsi="Avenir Next" w:cs="Avenir Next" w:eastAsia="Avenir Next"/>
+              <w:color w:val="5A5F66"/>
+              <w:sz w:val="15"/>
+              <w:szCs w:val="15"/>
+            </w:rPr>
+            <w:instrText xml:space="preserve"> PAGE </w:instrText>
+          </w:r>
+          <w:r>
+            <w:rPr>
+              <w:rFonts w:ascii="Avenir Next" w:hAnsi="Avenir Next" w:cs="Avenir Next" w:eastAsia="Avenir Next"/>
+              <w:color w:val="5A5F66"/>
+              <w:sz w:val="15"/>
+              <w:szCs w:val="15"/>
+            </w:rPr>
+            <w:fldChar w:fldCharType="separate"/>
+          </w:r>
+          <w:r>
+            <w:rPr>
+              <w:rFonts w:ascii="Avenir Next" w:hAnsi="Avenir Next" w:cs="Avenir Next" w:eastAsia="Avenir Next"/>
+              <w:color w:val="5A5F66"/>
+              <w:sz w:val="15"/>
+              <w:szCs w:val="15"/>
+            </w:rPr>
+            <w:t xml:space="preserve">1</w:t>
+          </w:r>
+          <w:r>
+            <w:rPr>
+              <w:rFonts w:ascii="Avenir Next" w:hAnsi="Avenir Next" w:cs="Avenir Next" w:eastAsia="Avenir Next"/>
+              <w:color w:val="5A5F66"/>
+              <w:sz w:val="15"/>
+              <w:szCs w:val="15"/>
+            </w:rPr>
+            <w:fldChar w:fldCharType="end"/>
+          </w:r>
+          <w:r>
+            <w:rPr>
+              <w:rFonts w:ascii="Avenir Next" w:hAnsi="Avenir Next" w:cs="Avenir Next" w:eastAsia="Avenir Next"/>
+              <w:color w:val="5A5F66"/>
+              <w:sz w:val="15"/>
+              <w:szCs w:val="15"/>
+            </w:rPr>
+            <w:t xml:space="preserve"> of </w:t>
+          </w:r>
+          <w:r>
+            <w:rPr>
+              <w:rFonts w:ascii="Avenir Next" w:hAnsi="Avenir Next" w:cs="Avenir Next" w:eastAsia="Avenir Next"/>
+              <w:color w:val="5A5F66"/>
+              <w:sz w:val="15"/>
+              <w:szCs w:val="15"/>
+            </w:rPr>
+            <w:fldChar w:fldCharType="begin"/>
+          </w:r>
+          <w:r>
+            <w:rPr>
+              <w:rFonts w:ascii="Avenir Next" w:hAnsi="Avenir Next" w:cs="Avenir Next" w:eastAsia="Avenir Next"/>
+              <w:color w:val="5A5F66"/>
+              <w:sz w:val="15"/>
+              <w:szCs w:val="15"/>
+            </w:rPr>
+            <w:instrText xml:space="preserve"> NUMPAGES </w:instrText>
+          </w:r>
+          <w:r>
+            <w:rPr>
+              <w:rFonts w:ascii="Avenir Next" w:hAnsi="Avenir Next" w:cs="Avenir Next" w:eastAsia="Avenir Next"/>
+              <w:color w:val="5A5F66"/>
+              <w:sz w:val="15"/>
+              <w:szCs w:val="15"/>
+            </w:rPr>
+            <w:fldChar w:fldCharType="separate"/>
+          </w:r>
+          <w:r>
+            <w:rPr>
+              <w:rFonts w:ascii="Avenir Next" w:hAnsi="Avenir Next" w:cs="Avenir Next" w:eastAsia="Avenir Next"/>
+              <w:color w:val="5A5F66"/>
+              <w:sz w:val="15"/>
+              <w:szCs w:val="15"/>
+            </w:rPr>
+            <w:t xml:space="preserve">1</w:t>
+          </w:r>
+          <w:r>
+            <w:rPr>
+              <w:rFonts w:ascii="Avenir Next" w:hAnsi="Avenir Next" w:cs="Avenir Next" w:eastAsia="Avenir Next"/>
+              <w:color w:val="5A5F66"/>
+              <w:sz w:val="15"/>
+              <w:szCs w:val="15"/>
+            </w:rPr>
+            <w:fldChar w:fldCharType="end"/>
           </w:r>
         </w:p>
       </w:tc>
@@ -5093,5 +5214,23 @@
       </w:tblCellMar>
     </w:tblPr>
   </w:style>
+  <w:style w:type="paragraph" w:styleId="Heading1">
+    <w:name w:val="heading 1"/>
+    <w:basedOn w:val="Normal"/>
+    <w:pPr>
+      <w:outlineLvl w:val="0"/>
+      <w:keepNext w:val="0"/>
+      <w:keepLines w:val="0"/>
+    </w:pPr>
+  </w:style>
+  <w:style w:type="paragraph" w:styleId="Heading2">
+    <w:name w:val="heading 2"/>
+    <w:basedOn w:val="Normal"/>
+    <w:pPr>
+      <w:outlineLvl w:val="1"/>
+      <w:keepNext w:val="0"/>
+      <w:keepLines w:val="0"/>
+    </w:pPr>
+  </w:style>
 </w:styles>
 </file>